--- a/hin/docx/005.content.docx
+++ b/hin/docx/005.content.docx
@@ -150,26 +150,6 @@
           <w:lang w:val="hi_IN" w:bidi="hi_IN"/>
         </w:rPr>
         <w:t>ई</w:t>
-      </w:r>
-      <w:r>
-        <w:rPr>
-          <w:lang w:val="hi_IN" w:bidi="hi_IN"/>
-        </w:rPr>
-      </w:r>
-    </w:p>
-    <w:p>
-      <w:pPr/>
-      <w:r>
-        <w:rPr>
-          <w:lang w:val="hi_IN" w:bidi="hi_IN"/>
-        </w:rPr>
-      </w:r>
-      <w:r>
-        <w:rPr>
-          <w:i/>
-          <w:lang w:val="hi_IN" w:bidi="hi_IN"/>
-        </w:rPr>
-        <w:t>ईश्वरीय संप्रभुता और मनुष्य की जिम्मेदारी</w:t>
       </w:r>
       <w:r>
         <w:rPr>

--- a/hin/docx/005.content.docx
+++ b/hin/docx/005.content.docx
@@ -19,7 +19,7 @@
         <w:rPr>
           <w:lang w:val="hi_IN" w:bidi="hi_IN"/>
         </w:rPr>
-        <w:t>Resource: Study Notes - Themes (Tyndale)</w:t>
+        <w:t>Resource: Tyndale Open Study Notes</w:t>
       </w:r>
       <w:r>
         <w:rPr>
@@ -112,7 +112,7 @@
         <w:rPr>
           <w:lang w:val="hi_IN" w:bidi="hi_IN"/>
         </w:rPr>
-        <w:t>Study Notes - Themes (Tyndale)</w:t>
+        <w:t>Tyndale Open Study Notes</w:t>
       </w:r>
     </w:p>
     <w:p>

--- a/hin/docx/005.content.docx
+++ b/hin/docx/005.content.docx
@@ -149,7 +149,7 @@
         <w:rPr>
           <w:lang w:val="hi_IN" w:bidi="hi_IN"/>
         </w:rPr>
-        <w:t>ई</w:t>
+        <w:t>उ</w:t>
       </w:r>
       <w:r>
         <w:rPr>
@@ -212,7 +212,7 @@
         <w:rPr>
           <w:lang w:val="hi_IN" w:bidi="hi_IN"/>
         </w:rPr>
-        <w:t>ईश्वरीय संप्रभुता और मनुष्य की जिम्मेदारी</w:t>
+        <w:t>उत्सव</w:t>
       </w:r>
       <w:r>
         <w:rPr>
@@ -231,7 +231,7 @@
         <w:rPr>
           <w:lang w:val="hi_IN" w:bidi="hi_IN"/>
         </w:rPr>
-        <w:t>बाइबल यह दर्शाती है कि सब कुछ परमेश्वर के नियन्त्रण में है। दूसरे शब्दों में, परमेश्वर सब कुछ पर संप्रभु हैं। उदाहरण के लिए, बारिश अच्छे और बुरे दोनों लोगों पर परमेश्वर की योजना के एक हिस्से के रूप में होती है (</w:t>
+        <w:t>परमेश्वर उन लोगों से आनन्द और हर्ष के उल्लासपूर्ण भावों को स्वीकार करते हैं जो उनकी आराधना और स्तुति करते हैं (</w:t>
       </w:r>
       <w:hyperlink r:id="rId13">
         <w:r>
@@ -242,7 +242,97 @@
             <w:color w:val="0000EE"/>
             <w:u w:val="single"/>
           </w:rPr>
-          <w:t>मत्ती 5:45</w:t>
+          <w:t>यशा 30:29</w:t>
+        </w:r>
+      </w:hyperlink>
+      <w:r>
+        <w:rPr>
+          <w:lang w:val="hi_IN" w:bidi="hi_IN"/>
+        </w:rPr>
+        <w:t xml:space="preserve">; </w:t>
+      </w:r>
+      <w:hyperlink r:id="rId14">
+        <w:r>
+          <w:rPr>
+            <w:lang w:val="hi_IN" w:bidi="hi_IN"/>
+          </w:rPr>
+          <w:rPr>
+            <w:color w:val="0000EE"/>
+            <w:u w:val="single"/>
+          </w:rPr>
+          <w:t>यिर्म 30:19</w:t>
+        </w:r>
+      </w:hyperlink>
+      <w:r>
+        <w:rPr>
+          <w:lang w:val="hi_IN" w:bidi="hi_IN"/>
+        </w:rPr>
+        <w:t xml:space="preserve">; </w:t>
+      </w:r>
+      <w:hyperlink r:id="rId15">
+        <w:r>
+          <w:rPr>
+            <w:lang w:val="hi_IN" w:bidi="hi_IN"/>
+          </w:rPr>
+          <w:rPr>
+            <w:color w:val="0000EE"/>
+            <w:u w:val="single"/>
+          </w:rPr>
+          <w:t>31:13</w:t>
+        </w:r>
+      </w:hyperlink>
+      <w:r>
+        <w:rPr>
+          <w:lang w:val="hi_IN" w:bidi="hi_IN"/>
+        </w:rPr>
+        <w:t xml:space="preserve">; </w:t>
+      </w:r>
+      <w:hyperlink r:id="rId16">
+        <w:r>
+          <w:rPr>
+            <w:lang w:val="hi_IN" w:bidi="hi_IN"/>
+          </w:rPr>
+          <w:rPr>
+            <w:color w:val="0000EE"/>
+            <w:u w:val="single"/>
+          </w:rPr>
+          <w:t>सप 3:17</w:t>
+        </w:r>
+      </w:hyperlink>
+      <w:r>
+        <w:rPr>
+          <w:lang w:val="hi_IN" w:bidi="hi_IN"/>
+        </w:rPr>
+        <w:t xml:space="preserve">; </w:t>
+      </w:r>
+      <w:hyperlink r:id="rId17">
+        <w:r>
+          <w:rPr>
+            <w:lang w:val="hi_IN" w:bidi="hi_IN"/>
+          </w:rPr>
+          <w:rPr>
+            <w:color w:val="0000EE"/>
+            <w:u w:val="single"/>
+          </w:rPr>
+          <w:t>इफि 5:19</w:t>
+        </w:r>
+      </w:hyperlink>
+      <w:r>
+        <w:rPr>
+          <w:lang w:val="hi_IN" w:bidi="hi_IN"/>
+        </w:rPr>
+        <w:t xml:space="preserve">; </w:t>
+      </w:r>
+      <w:hyperlink r:id="rId18">
+        <w:r>
+          <w:rPr>
+            <w:lang w:val="hi_IN" w:bidi="hi_IN"/>
+          </w:rPr>
+          <w:rPr>
+            <w:color w:val="0000EE"/>
+            <w:u w:val="single"/>
+          </w:rPr>
+          <w:t>कुल 3:16</w:t>
         </w:r>
       </w:hyperlink>
       <w:r>
@@ -263,9 +353,9 @@
         <w:rPr>
           <w:lang w:val="hi_IN" w:bidi="hi_IN"/>
         </w:rPr>
-        <w:t xml:space="preserve">परमेश्वर हमारे पापों के लिए उत्तरदायी नहीं हैं। वे हमारी अपनी इच्छाओं से उत्पन्न होते हैं, इसलिए हम उनके लिए उत्तरदायी हैं। पवित्रशास्त्र दिखाता है कि लोग परमेश्वर का अनुसरण करने या उन्हें अस्वीकार करने का चुनाव कर सकते हैं (उदाहरण के लिए देखें, </w:t>
-      </w:r>
-      <w:hyperlink r:id="rId14">
+        <w:t>राजा दाऊद ने दो बार परमेश्वर के सन्दूक (जिसे "यहोवा का सन्दूक" या "वाचा का सन्दूक" भी कहा जाता है) को यरूशलेम लाने का प्रयास किया (</w:t>
+      </w:r>
+      <w:hyperlink r:id="rId19">
         <w:r>
           <w:rPr>
             <w:lang w:val="hi_IN" w:bidi="hi_IN"/>
@@ -274,16 +364,16 @@
             <w:color w:val="0000EE"/>
             <w:u w:val="single"/>
           </w:rPr>
-          <w:t>व्य.वि. 30:1–20</w:t>
+          <w:t>2 शमू 6:1–11</w:t>
         </w:r>
       </w:hyperlink>
       <w:r>
         <w:rPr>
           <w:lang w:val="hi_IN" w:bidi="hi_IN"/>
         </w:rPr>
-        <w:t xml:space="preserve">; </w:t>
-      </w:r>
-      <w:hyperlink r:id="rId15">
+        <w:t xml:space="preserve">, </w:t>
+      </w:r>
+      <w:hyperlink r:id="rId20">
         <w:r>
           <w:rPr>
             <w:lang w:val="hi_IN" w:bidi="hi_IN"/>
@@ -292,50 +382,14 @@
             <w:color w:val="0000EE"/>
             <w:u w:val="single"/>
           </w:rPr>
-          <w:t>यहो 24:15</w:t>
+          <w:t>12–23</w:t>
         </w:r>
       </w:hyperlink>
       <w:r>
         <w:rPr>
           <w:lang w:val="hi_IN" w:bidi="hi_IN"/>
         </w:rPr>
-        <w:t xml:space="preserve">; </w:t>
-      </w:r>
-      <w:hyperlink r:id="rId16">
-        <w:r>
-          <w:rPr>
-            <w:lang w:val="hi_IN" w:bidi="hi_IN"/>
-          </w:rPr>
-          <w:rPr>
-            <w:color w:val="0000EE"/>
-            <w:u w:val="single"/>
-          </w:rPr>
-          <w:t>यूह 1:12</w:t>
-        </w:r>
-      </w:hyperlink>
-      <w:r>
-        <w:rPr>
-          <w:lang w:val="hi_IN" w:bidi="hi_IN"/>
-        </w:rPr>
-        <w:t xml:space="preserve">; </w:t>
-      </w:r>
-      <w:hyperlink r:id="rId17">
-        <w:r>
-          <w:rPr>
-            <w:lang w:val="hi_IN" w:bidi="hi_IN"/>
-          </w:rPr>
-          <w:rPr>
-            <w:color w:val="0000EE"/>
-            <w:u w:val="single"/>
-          </w:rPr>
-          <w:t>रोम 10:9–13</w:t>
-        </w:r>
-      </w:hyperlink>
-      <w:r>
-        <w:rPr>
-          <w:lang w:val="hi_IN" w:bidi="hi_IN"/>
-        </w:rPr>
-        <w:t>)। परमेश्वर लोगों को उन पर विश्वास करने के लिए बाध्य नहीं करते हैं।</w:t>
+        <w:t>)। दोनों बार उत्सव मनाया गया।</w:t>
       </w:r>
     </w:p>
     <w:p>
@@ -345,7 +399,13 @@
           <w:lang w:val="hi_IN" w:bidi="hi_IN"/>
         </w:rPr>
       </w:r>
-      <w:hyperlink r:id="rId18">
+      <w:r>
+        <w:rPr>
+          <w:lang w:val="hi_IN" w:bidi="hi_IN"/>
+        </w:rPr>
+        <w:t xml:space="preserve">सन्दूक के साथ दूसरी बार जुलुस में, तीन इब्रानी शब्द "नाच" का वर्णन करते हैं (देखें </w:t>
+      </w:r>
+      <w:hyperlink r:id="rId21">
         <w:r>
           <w:rPr>
             <w:lang w:val="hi_IN" w:bidi="hi_IN"/>
@@ -354,14 +414,165 @@
             <w:color w:val="0000EE"/>
             <w:u w:val="single"/>
           </w:rPr>
-          <w:t>यहेज 14:9–11</w:t>
+          <w:t>1 इति 15:25–29</w:t>
         </w:r>
       </w:hyperlink>
       <w:r>
         <w:rPr>
           <w:lang w:val="hi_IN" w:bidi="hi_IN"/>
         </w:rPr>
-        <w:t xml:space="preserve"> एक दिलचस्प स्थिति का वर्णन करते हैं जहाँ परमेश्वर एक भविष्यद्वक्ता को भ्रमित करते हैं, फिर भी भविष्यद्वक्ता को उसके कार्यों के लिए जिम्मेदार ठहराते हैं। यह एक चुनौतीपूर्ण प्रश्न उठाता है: परमेश्वर सब कुछ नियन्त्रित करते हैं, लेकिन मनुष्य व्यक्तिगत चुनाव करते हैं जिनके लिए वे उत्तरदायी होते हैं हम यह कैसे समझाते हैं?</w:t>
+        <w:t>):</w:t>
+      </w:r>
+    </w:p>
+    <w:p>
+      <w:pPr>
+        <w:pStyle w:val="ListNumber"/>
+        <w:numPr>
+          <w:ilvl w:val="0"/>
+          <w:numId w:val="14"/>
+        </w:numPr>
+        <w:spacing w:line="240" w:lineRule="auto"/>
+        <w:ind w:left="720"/>
+      </w:pPr>
+      <w:r>
+        <w:rPr>
+          <w:lang w:val="hi_IN" w:bidi="hi_IN"/>
+        </w:rPr>
+      </w:r>
+      <w:r>
+        <w:rPr>
+          <w:i/>
+          <w:lang w:val="hi_IN" w:bidi="hi_IN"/>
+        </w:rPr>
+        <w:t>करार</w:t>
+      </w:r>
+      <w:r>
+        <w:rPr>
+          <w:lang w:val="hi_IN" w:bidi="hi_IN"/>
+        </w:rPr>
+        <w:t xml:space="preserve"> ("नाचते" </w:t>
+      </w:r>
+      <w:hyperlink r:id="rId22">
+        <w:r>
+          <w:rPr>
+            <w:lang w:val="hi_IN" w:bidi="hi_IN"/>
+          </w:rPr>
+          <w:rPr>
+            <w:color w:val="0000EE"/>
+            <w:u w:val="single"/>
+          </w:rPr>
+          <w:t>2 शमू 6:14</w:t>
+        </w:r>
+      </w:hyperlink>
+      <w:r>
+        <w:rPr>
+          <w:lang w:val="hi_IN" w:bidi="hi_IN"/>
+        </w:rPr>
+        <w:t xml:space="preserve">, </w:t>
+      </w:r>
+      <w:hyperlink r:id="rId23">
+        <w:r>
+          <w:rPr>
+            <w:lang w:val="hi_IN" w:bidi="hi_IN"/>
+          </w:rPr>
+          <w:rPr>
+            <w:color w:val="0000EE"/>
+            <w:u w:val="single"/>
+          </w:rPr>
+          <w:t>16</w:t>
+        </w:r>
+      </w:hyperlink>
+      <w:r>
+        <w:rPr>
+          <w:lang w:val="hi_IN" w:bidi="hi_IN"/>
+        </w:rPr>
+        <w:t xml:space="preserve"> में)</w:t>
+      </w:r>
+    </w:p>
+    <w:p>
+      <w:pPr>
+        <w:pStyle w:val="ListNumber"/>
+        <w:spacing w:line="240" w:lineRule="auto"/>
+        <w:ind w:left="720"/>
+      </w:pPr>
+      <w:r>
+        <w:rPr>
+          <w:lang w:val="hi_IN" w:bidi="hi_IN"/>
+        </w:rPr>
+      </w:r>
+      <w:r>
+        <w:rPr>
+          <w:i/>
+          <w:lang w:val="hi_IN" w:bidi="hi_IN"/>
+        </w:rPr>
+        <w:t>पज़ाज़</w:t>
+      </w:r>
+      <w:r>
+        <w:rPr>
+          <w:lang w:val="hi_IN" w:bidi="hi_IN"/>
+        </w:rPr>
+        <w:t xml:space="preserve"> ("कूदते" </w:t>
+      </w:r>
+      <w:hyperlink r:id="rId23">
+        <w:r>
+          <w:rPr>
+            <w:lang w:val="hi_IN" w:bidi="hi_IN"/>
+          </w:rPr>
+          <w:rPr>
+            <w:color w:val="0000EE"/>
+            <w:u w:val="single"/>
+          </w:rPr>
+          <w:t>2 शमू 6:16</w:t>
+        </w:r>
+      </w:hyperlink>
+      <w:r>
+        <w:rPr>
+          <w:lang w:val="hi_IN" w:bidi="hi_IN"/>
+        </w:rPr>
+        <w:t xml:space="preserve"> में)</w:t>
+      </w:r>
+    </w:p>
+    <w:p>
+      <w:pPr>
+        <w:pStyle w:val="ListNumber"/>
+        <w:spacing w:line="240" w:lineRule="auto"/>
+        <w:ind w:left="720"/>
+      </w:pPr>
+      <w:r>
+        <w:rPr>
+          <w:lang w:val="hi_IN" w:bidi="hi_IN"/>
+        </w:rPr>
+      </w:r>
+      <w:r>
+        <w:rPr>
+          <w:i/>
+          <w:lang w:val="hi_IN" w:bidi="hi_IN"/>
+        </w:rPr>
+        <w:t xml:space="preserve">रकड </w:t>
+      </w:r>
+      <w:r>
+        <w:rPr>
+          <w:lang w:val="hi_IN" w:bidi="hi_IN"/>
+        </w:rPr>
+        <w:t xml:space="preserve">("कूदते हुए" </w:t>
+      </w:r>
+      <w:hyperlink r:id="rId24">
+        <w:r>
+          <w:rPr>
+            <w:lang w:val="hi_IN" w:bidi="hi_IN"/>
+          </w:rPr>
+          <w:rPr>
+            <w:color w:val="0000EE"/>
+            <w:u w:val="single"/>
+          </w:rPr>
+          <w:t>1 इति 15:29</w:t>
+        </w:r>
+      </w:hyperlink>
+      <w:r>
+        <w:rPr>
+          <w:lang w:val="hi_IN" w:bidi="hi_IN"/>
+        </w:rPr>
+        <w:t xml:space="preserve"> में)</w:t>
       </w:r>
     </w:p>
     <w:p>
@@ -375,9 +586,9 @@
         <w:rPr>
           <w:lang w:val="hi_IN" w:bidi="hi_IN"/>
         </w:rPr>
-        <w:t xml:space="preserve">जब परमेश्वर ने झूठे भविष्यद्वक्ताओं को झूठे संदेश देने की अनुमति दी, तो उन्होंने उन्हें और उनके श्रोताओं को वही दिया जो वे चाहते थे (देखें </w:t>
-      </w:r>
-      <w:hyperlink r:id="rId19">
+        <w:t>ये शब्द एक जीवंत शारीरिक अभिव्यक्ति को दर्शाते हैं, जो दाऊद के पहले प्रयास में "उत्सव मनाने" के लिए प्रयुक्त इब्रानी शब्द से भिन्न हैं (</w:t>
+      </w:r>
+      <w:hyperlink r:id="rId25">
         <w:r>
           <w:rPr>
             <w:lang w:val="hi_IN" w:bidi="hi_IN"/>
@@ -386,44 +597,14 @@
             <w:color w:val="0000EE"/>
             <w:u w:val="single"/>
           </w:rPr>
-          <w:t>2 थिस्स 2:11</w:t>
+          <w:t>2 शमू 6:5</w:t>
         </w:r>
       </w:hyperlink>
       <w:r>
         <w:rPr>
           <w:lang w:val="hi_IN" w:bidi="hi_IN"/>
         </w:rPr>
-        <w:t>)। यहाँ तक कि एक झूठा भविष्यद्वक्ता भी केवल प्रभु की अनुमति या मार्गदर्शन से ही लोगों को गुमराह कर सकता था। परमेश्वर के रोक के बिना, वे सत्य के बजाय झूठ चुनेगें और "</w:t>
-      </w:r>
-      <w:r>
-        <w:rPr>
-          <w:lang w:val="hi_IN" w:bidi="hi_IN"/>
-        </w:rPr>
-        <w:t>सृष्टि की उपासना और सेवा करेंगें, न कि उस सृजनहार की</w:t>
-      </w:r>
-      <w:r>
-        <w:rPr>
-          <w:lang w:val="hi_IN" w:bidi="hi_IN"/>
-        </w:rPr>
-        <w:t xml:space="preserve">" (देखें </w:t>
-      </w:r>
-      <w:hyperlink r:id="rId20">
-        <w:r>
-          <w:rPr>
-            <w:lang w:val="hi_IN" w:bidi="hi_IN"/>
-          </w:rPr>
-          <w:rPr>
-            <w:color w:val="0000EE"/>
-            <w:u w:val="single"/>
-          </w:rPr>
-          <w:t>रोम 1:18–25</w:t>
-        </w:r>
-      </w:hyperlink>
-      <w:r>
-        <w:rPr>
-          <w:lang w:val="hi_IN" w:bidi="hi_IN"/>
-        </w:rPr>
-        <w:t>)। परमेश्वर ने उन्हें उनकी पापपूर्ण इच्छाओं पर छोड़ दिया।</w:t>
+        <w:t>)। पहले जुलुस में, जब सन्दूक लाया जा रहा था, तब दाऊद ने उत्सव मनाया। दूसरे में, उन्होंने आनन्द से नाच और गाना-बजाना, जयजयकार और तुरही के साथ उत्सव मनाया।</w:t>
       </w:r>
     </w:p>
     <w:p>
@@ -437,9 +618,9 @@
         <w:rPr>
           <w:lang w:val="hi_IN" w:bidi="hi_IN"/>
         </w:rPr>
-        <w:t xml:space="preserve">आश्चर्यजनक बात यह नहीं है कि परमेश्वर कुछ पापियों को उनके झूठे विश्वासों में रहने देते हैं। बल्कि आश्चर्यजनक यह है कि वह पापियों को बचाते हैं। वह उनकी इच्छाओं को बदलते हैं ताकि वे उनकी महिमा के लिए भलाई करना सीखें (देखें </w:t>
-      </w:r>
-      <w:hyperlink r:id="rId21">
+        <w:t xml:space="preserve">वाद्य-यंत्र मन्दिर की आराधना में महत्वपूर्ण थे। </w:t>
+      </w:r>
+      <w:hyperlink r:id="rId26">
         <w:r>
           <w:rPr>
             <w:lang w:val="hi_IN" w:bidi="hi_IN"/>
@@ -448,16 +629,16 @@
             <w:color w:val="0000EE"/>
             <w:u w:val="single"/>
           </w:rPr>
-          <w:t>यहेज 36:25–26</w:t>
+          <w:t>1 इतिहास 25:1–31</w:t>
         </w:r>
       </w:hyperlink>
       <w:r>
         <w:rPr>
           <w:lang w:val="hi_IN" w:bidi="hi_IN"/>
         </w:rPr>
-        <w:t xml:space="preserve">; </w:t>
-      </w:r>
-      <w:hyperlink r:id="rId22">
+        <w:t xml:space="preserve"> में, दाऊद ने गाने-बजाने की सेवकाई के लिए विभिन्न समूह नियुक्त किए। कई भजन संहिता, वाद्य-यंत्र बजाकर परमेश्वर की स्तुति और आराधना करने का उल्लेख करते हैं (देखें </w:t>
+      </w:r>
+      <w:hyperlink r:id="rId27">
         <w:r>
           <w:rPr>
             <w:lang w:val="hi_IN" w:bidi="hi_IN"/>
@@ -466,7 +647,7 @@
             <w:color w:val="0000EE"/>
             <w:u w:val="single"/>
           </w:rPr>
-          <w:t>रोम 8:1–11</w:t>
+          <w:t>भज 33:2–3</w:t>
         </w:r>
       </w:hyperlink>
       <w:r>
@@ -475,7 +656,7 @@
         </w:rPr>
         <w:t xml:space="preserve">; </w:t>
       </w:r>
-      <w:hyperlink r:id="rId23">
+      <w:hyperlink r:id="rId28">
         <w:r>
           <w:rPr>
             <w:lang w:val="hi_IN" w:bidi="hi_IN"/>
@@ -484,14 +665,122 @@
             <w:color w:val="0000EE"/>
             <w:u w:val="single"/>
           </w:rPr>
-          <w:t>इफि 2:10</w:t>
+          <w:t>57:8</w:t>
         </w:r>
       </w:hyperlink>
       <w:r>
         <w:rPr>
           <w:lang w:val="hi_IN" w:bidi="hi_IN"/>
         </w:rPr>
-        <w:t>)। हम इस कठिन मुद्दे को पूरी तरह से समझ नहीं सकते। फिर भी, हम परमेश्वर के स्वतंत्र रूप से दिए गए अनुग्रह के प्रति आश्वस्त हो सकते हैं। हम उस नए जीवन में आशा रख सकते हैं जो वह अपने पवित्र आत्मा के माध्यम से उन सभी को प्रदान करते हैं जो उन पर भरोसा करते हैं।</w:t>
+        <w:t xml:space="preserve">; </w:t>
+      </w:r>
+      <w:hyperlink r:id="rId29">
+        <w:r>
+          <w:rPr>
+            <w:lang w:val="hi_IN" w:bidi="hi_IN"/>
+          </w:rPr>
+          <w:rPr>
+            <w:color w:val="0000EE"/>
+            <w:u w:val="single"/>
+          </w:rPr>
+          <w:t>81:2</w:t>
+        </w:r>
+      </w:hyperlink>
+      <w:r>
+        <w:rPr>
+          <w:lang w:val="hi_IN" w:bidi="hi_IN"/>
+        </w:rPr>
+        <w:t xml:space="preserve">; </w:t>
+      </w:r>
+      <w:hyperlink r:id="rId30">
+        <w:r>
+          <w:rPr>
+            <w:lang w:val="hi_IN" w:bidi="hi_IN"/>
+          </w:rPr>
+          <w:rPr>
+            <w:color w:val="0000EE"/>
+            <w:u w:val="single"/>
+          </w:rPr>
+          <w:t>92:1–3</w:t>
+        </w:r>
+      </w:hyperlink>
+      <w:r>
+        <w:rPr>
+          <w:lang w:val="hi_IN" w:bidi="hi_IN"/>
+        </w:rPr>
+        <w:t xml:space="preserve">; </w:t>
+      </w:r>
+      <w:hyperlink r:id="rId31">
+        <w:r>
+          <w:rPr>
+            <w:lang w:val="hi_IN" w:bidi="hi_IN"/>
+          </w:rPr>
+          <w:rPr>
+            <w:color w:val="0000EE"/>
+            <w:u w:val="single"/>
+          </w:rPr>
+          <w:t>98:4–6</w:t>
+        </w:r>
+      </w:hyperlink>
+      <w:r>
+        <w:rPr>
+          <w:lang w:val="hi_IN" w:bidi="hi_IN"/>
+        </w:rPr>
+        <w:t xml:space="preserve">)। </w:t>
+      </w:r>
+      <w:hyperlink r:id="rId32">
+        <w:r>
+          <w:rPr>
+            <w:lang w:val="hi_IN" w:bidi="hi_IN"/>
+          </w:rPr>
+          <w:rPr>
+            <w:color w:val="0000EE"/>
+            <w:u w:val="single"/>
+          </w:rPr>
+          <w:t>भजन संहिता 149</w:t>
+        </w:r>
+      </w:hyperlink>
+      <w:r>
+        <w:rPr>
+          <w:lang w:val="hi_IN" w:bidi="hi_IN"/>
+        </w:rPr>
+        <w:t xml:space="preserve"> और </w:t>
+      </w:r>
+      <w:hyperlink r:id="rId33">
+        <w:r>
+          <w:rPr>
+            <w:lang w:val="hi_IN" w:bidi="hi_IN"/>
+          </w:rPr>
+          <w:rPr>
+            <w:color w:val="0000EE"/>
+            <w:u w:val="single"/>
+          </w:rPr>
+          <w:t>150</w:t>
+        </w:r>
+      </w:hyperlink>
+      <w:r>
+        <w:rPr>
+          <w:lang w:val="hi_IN" w:bidi="hi_IN"/>
+        </w:rPr>
+        <w:t xml:space="preserve"> में, नाच और गाने-बजाने को स्तुति भेंट के रूप में एक साथ प्रस्तुत किया गया है। इसी प्रकार, उड़ाऊ पुत्र के दृष्टान्त में पिता के घर में गाना-बजाना और नृत्य शामिल थे (</w:t>
+      </w:r>
+      <w:hyperlink r:id="rId34">
+        <w:r>
+          <w:rPr>
+            <w:lang w:val="hi_IN" w:bidi="hi_IN"/>
+          </w:rPr>
+          <w:rPr>
+            <w:color w:val="0000EE"/>
+            <w:u w:val="single"/>
+          </w:rPr>
+          <w:t>लूका 15:25</w:t>
+        </w:r>
+      </w:hyperlink>
+      <w:r>
+        <w:rPr>
+          <w:lang w:val="hi_IN" w:bidi="hi_IN"/>
+        </w:rPr>
+        <w:t>)। यह इसलिए था क्योंकि पुत्र की वापसी एक आनन्दमय घटना थी।</w:t>
       </w:r>
     </w:p>
     <w:p>
@@ -503,10 +792,99 @@
       </w:r>
       <w:r>
         <w:rPr>
-          <w:u w:val="single"/>
-          <w:lang w:val="hi_IN" w:bidi="hi_IN"/>
-        </w:rPr>
-        <w:t>आगे के अध्ययन के लिए अंश</w:t>
+          <w:lang w:val="hi_IN" w:bidi="hi_IN"/>
+        </w:rPr>
+        <w:t>प्रकाशितवाक्य की पुस्तक विश्वासयोग्य लोगों के लिए एक अनन्त उत्सव का वर्णन करती है। यह उत्सव परमेश्वर की उपस्थिति में आराधना को सम्मिलित करता है (</w:t>
+      </w:r>
+      <w:hyperlink r:id="rId35">
+        <w:r>
+          <w:rPr>
+            <w:lang w:val="hi_IN" w:bidi="hi_IN"/>
+          </w:rPr>
+          <w:rPr>
+            <w:color w:val="0000EE"/>
+            <w:u w:val="single"/>
+          </w:rPr>
+          <w:t>प्रका 4:1–11</w:t>
+        </w:r>
+      </w:hyperlink>
+      <w:r>
+        <w:rPr>
+          <w:lang w:val="hi_IN" w:bidi="hi_IN"/>
+        </w:rPr>
+        <w:t xml:space="preserve">; </w:t>
+      </w:r>
+      <w:hyperlink r:id="rId36">
+        <w:r>
+          <w:rPr>
+            <w:lang w:val="hi_IN" w:bidi="hi_IN"/>
+          </w:rPr>
+          <w:rPr>
+            <w:color w:val="0000EE"/>
+            <w:u w:val="single"/>
+          </w:rPr>
+          <w:t>5:8–14</w:t>
+        </w:r>
+      </w:hyperlink>
+      <w:r>
+        <w:rPr>
+          <w:lang w:val="hi_IN" w:bidi="hi_IN"/>
+        </w:rPr>
+        <w:t xml:space="preserve">; </w:t>
+      </w:r>
+      <w:hyperlink r:id="rId37">
+        <w:r>
+          <w:rPr>
+            <w:lang w:val="hi_IN" w:bidi="hi_IN"/>
+          </w:rPr>
+          <w:rPr>
+            <w:color w:val="0000EE"/>
+            <w:u w:val="single"/>
+          </w:rPr>
+          <w:t>15:1–4</w:t>
+        </w:r>
+      </w:hyperlink>
+      <w:r>
+        <w:rPr>
+          <w:lang w:val="hi_IN" w:bidi="hi_IN"/>
+        </w:rPr>
+        <w:t>)। यह एक विवाह के भोज के समान है जहाँ दूल्हा (यीशु मसीह) और दुल्हन (उनकी कलीसिया) सदा के लिए एक हो जाते हैं (</w:t>
+      </w:r>
+      <w:hyperlink r:id="rId38">
+        <w:r>
+          <w:rPr>
+            <w:lang w:val="hi_IN" w:bidi="hi_IN"/>
+          </w:rPr>
+          <w:rPr>
+            <w:color w:val="0000EE"/>
+            <w:u w:val="single"/>
+          </w:rPr>
+          <w:t>प्रका 19:9</w:t>
+        </w:r>
+      </w:hyperlink>
+      <w:r>
+        <w:rPr>
+          <w:lang w:val="hi_IN" w:bidi="hi_IN"/>
+        </w:rPr>
+        <w:t xml:space="preserve">; देखें </w:t>
+      </w:r>
+      <w:hyperlink r:id="rId39">
+        <w:r>
+          <w:rPr>
+            <w:lang w:val="hi_IN" w:bidi="hi_IN"/>
+          </w:rPr>
+          <w:rPr>
+            <w:color w:val="0000EE"/>
+            <w:u w:val="single"/>
+          </w:rPr>
+          <w:t>मत्ती 22:1–14</w:t>
+        </w:r>
+      </w:hyperlink>
+      <w:r>
+        <w:rPr>
+          <w:lang w:val="hi_IN" w:bidi="hi_IN"/>
+        </w:rPr>
+        <w:t xml:space="preserve"> भी)।</w:t>
       </w:r>
     </w:p>
     <w:p>
@@ -516,7 +894,22 @@
           <w:lang w:val="hi_IN" w:bidi="hi_IN"/>
         </w:rPr>
       </w:r>
-      <w:hyperlink r:id="rId24">
+      <w:r>
+        <w:rPr>
+          <w:u w:val="single"/>
+          <w:lang w:val="hi_IN" w:bidi="hi_IN"/>
+        </w:rPr>
+        <w:t>अधिक अध्ययन के लिए अंश</w:t>
+      </w:r>
+    </w:p>
+    <w:p>
+      <w:pPr/>
+      <w:r>
+        <w:rPr>
+          <w:lang w:val="hi_IN" w:bidi="hi_IN"/>
+        </w:rPr>
+      </w:r>
+      <w:hyperlink r:id="rId40">
         <w:r>
           <w:rPr>
             <w:lang w:val="hi_IN" w:bidi="hi_IN"/>
@@ -525,7 +918,7 @@
             <w:color w:val="0000EE"/>
             <w:u w:val="single"/>
           </w:rPr>
-          <w:t>1 शमूएल 2:6–7</w:t>
+          <w:t>निर्गमन 5:1</w:t>
         </w:r>
       </w:hyperlink>
       <w:r>
@@ -534,7 +927,7 @@
         </w:rPr>
         <w:t xml:space="preserve">; </w:t>
       </w:r>
-      <w:hyperlink r:id="rId25">
+      <w:hyperlink r:id="rId41">
         <w:r>
           <w:rPr>
             <w:lang w:val="hi_IN" w:bidi="hi_IN"/>
@@ -543,7 +936,7 @@
             <w:color w:val="0000EE"/>
             <w:u w:val="single"/>
           </w:rPr>
-          <w:t>1 राजाओं 22:19–22</w:t>
+          <w:t>12:17</w:t>
         </w:r>
       </w:hyperlink>
       <w:r>
@@ -552,7 +945,7 @@
         </w:rPr>
         <w:t xml:space="preserve">; </w:t>
       </w:r>
-      <w:hyperlink r:id="rId26">
+      <w:hyperlink r:id="rId42">
         <w:r>
           <w:rPr>
             <w:lang w:val="hi_IN" w:bidi="hi_IN"/>
@@ -561,7 +954,7 @@
             <w:color w:val="0000EE"/>
             <w:u w:val="single"/>
           </w:rPr>
-          <w:t>2 इतिहास 20:6</w:t>
+          <w:t>15:20–21</w:t>
         </w:r>
       </w:hyperlink>
       <w:r>
@@ -570,7 +963,7 @@
         </w:rPr>
         <w:t xml:space="preserve">; </w:t>
       </w:r>
-      <w:hyperlink r:id="rId27">
+      <w:hyperlink r:id="rId43">
         <w:r>
           <w:rPr>
             <w:lang w:val="hi_IN" w:bidi="hi_IN"/>
@@ -579,7 +972,7 @@
             <w:color w:val="0000EE"/>
             <w:u w:val="single"/>
           </w:rPr>
-          <w:t>अय्यूब 1:8–12</w:t>
+          <w:t>1 शमूएल 18:6</w:t>
         </w:r>
       </w:hyperlink>
       <w:r>
@@ -588,7 +981,7 @@
         </w:rPr>
         <w:t xml:space="preserve">; </w:t>
       </w:r>
-      <w:hyperlink r:id="rId28">
+      <w:hyperlink r:id="rId44">
         <w:r>
           <w:rPr>
             <w:lang w:val="hi_IN" w:bidi="hi_IN"/>
@@ -597,7 +990,7 @@
             <w:color w:val="0000EE"/>
             <w:u w:val="single"/>
           </w:rPr>
-          <w:t>2:2–6</w:t>
+          <w:t>2 शमूएल 6:1–15</w:t>
         </w:r>
       </w:hyperlink>
       <w:r>
@@ -606,7 +999,7 @@
         </w:rPr>
         <w:t xml:space="preserve">; </w:t>
       </w:r>
-      <w:hyperlink r:id="rId29">
+      <w:hyperlink r:id="rId45">
         <w:r>
           <w:rPr>
             <w:lang w:val="hi_IN" w:bidi="hi_IN"/>
@@ -615,7 +1008,7 @@
             <w:color w:val="0000EE"/>
             <w:u w:val="single"/>
           </w:rPr>
-          <w:t>भजन संहिता 115:3</w:t>
+          <w:t>2 इतिहास 7:6–10</w:t>
         </w:r>
       </w:hyperlink>
       <w:r>
@@ -624,7 +1017,7 @@
         </w:rPr>
         <w:t xml:space="preserve">; </w:t>
       </w:r>
-      <w:hyperlink r:id="rId30">
+      <w:hyperlink r:id="rId46">
         <w:r>
           <w:rPr>
             <w:lang w:val="hi_IN" w:bidi="hi_IN"/>
@@ -633,7 +1026,7 @@
             <w:color w:val="0000EE"/>
             <w:u w:val="single"/>
           </w:rPr>
-          <w:t>135:6–14</w:t>
+          <w:t>एज्रा 3:10–11</w:t>
         </w:r>
       </w:hyperlink>
       <w:r>
@@ -642,7 +1035,7 @@
         </w:rPr>
         <w:t xml:space="preserve">; </w:t>
       </w:r>
-      <w:hyperlink r:id="rId31">
+      <w:hyperlink r:id="rId47">
         <w:r>
           <w:rPr>
             <w:lang w:val="hi_IN" w:bidi="hi_IN"/>
@@ -651,7 +1044,7 @@
             <w:color w:val="0000EE"/>
             <w:u w:val="single"/>
           </w:rPr>
-          <w:t>यशायाह 45:6–7</w:t>
+          <w:t>भजन संहिता 30:11</w:t>
         </w:r>
       </w:hyperlink>
       <w:r>
@@ -660,7 +1053,7 @@
         </w:rPr>
         <w:t xml:space="preserve">; </w:t>
       </w:r>
-      <w:hyperlink r:id="rId32">
+      <w:hyperlink r:id="rId48">
         <w:r>
           <w:rPr>
             <w:lang w:val="hi_IN" w:bidi="hi_IN"/>
@@ -669,7 +1062,7 @@
             <w:color w:val="0000EE"/>
             <w:u w:val="single"/>
           </w:rPr>
-          <w:t>विलापगीत 3:37–40</w:t>
+          <w:t>69:30</w:t>
         </w:r>
       </w:hyperlink>
       <w:r>
@@ -678,7 +1071,7 @@
         </w:rPr>
         <w:t xml:space="preserve">; </w:t>
       </w:r>
-      <w:hyperlink r:id="rId18">
+      <w:hyperlink r:id="rId31">
         <w:r>
           <w:rPr>
             <w:lang w:val="hi_IN" w:bidi="hi_IN"/>
@@ -687,7 +1080,7 @@
             <w:color w:val="0000EE"/>
             <w:u w:val="single"/>
           </w:rPr>
-          <w:t>यहेजकेल 14:9–11</w:t>
+          <w:t>98:4–6</w:t>
         </w:r>
       </w:hyperlink>
       <w:r>
@@ -696,7 +1089,7 @@
         </w:rPr>
         <w:t xml:space="preserve">; </w:t>
       </w:r>
-      <w:hyperlink r:id="rId33">
+      <w:hyperlink r:id="rId49">
         <w:r>
           <w:rPr>
             <w:lang w:val="hi_IN" w:bidi="hi_IN"/>
@@ -705,7 +1098,7 @@
             <w:color w:val="0000EE"/>
             <w:u w:val="single"/>
           </w:rPr>
-          <w:t>17:24</w:t>
+          <w:t>107:32</w:t>
         </w:r>
       </w:hyperlink>
       <w:r>
@@ -714,7 +1107,7 @@
         </w:rPr>
         <w:t xml:space="preserve">; </w:t>
       </w:r>
-      <w:hyperlink r:id="rId21">
+      <w:hyperlink r:id="rId32">
         <w:r>
           <w:rPr>
             <w:lang w:val="hi_IN" w:bidi="hi_IN"/>
@@ -723,7 +1116,7 @@
             <w:color w:val="0000EE"/>
             <w:u w:val="single"/>
           </w:rPr>
-          <w:t>36:25–26</w:t>
+          <w:t>149:1–9</w:t>
         </w:r>
       </w:hyperlink>
       <w:r>
@@ -732,7 +1125,7 @@
         </w:rPr>
         <w:t xml:space="preserve">; </w:t>
       </w:r>
-      <w:hyperlink r:id="rId34">
+      <w:hyperlink r:id="rId33">
         <w:r>
           <w:rPr>
             <w:lang w:val="hi_IN" w:bidi="hi_IN"/>
@@ -741,7 +1134,7 @@
             <w:color w:val="0000EE"/>
             <w:u w:val="single"/>
           </w:rPr>
-          <w:t>दानिय्येल 2:20–22</w:t>
+          <w:t>150:1–6</w:t>
         </w:r>
       </w:hyperlink>
       <w:r>
@@ -750,7 +1143,7 @@
         </w:rPr>
         <w:t xml:space="preserve">; </w:t>
       </w:r>
-      <w:hyperlink r:id="rId35">
+      <w:hyperlink r:id="rId13">
         <w:r>
           <w:rPr>
             <w:lang w:val="hi_IN" w:bidi="hi_IN"/>
@@ -759,7 +1152,7 @@
             <w:color w:val="0000EE"/>
             <w:u w:val="single"/>
           </w:rPr>
-          <w:t>आमोस 3:6</w:t>
+          <w:t>यशायाह 30:29</w:t>
         </w:r>
       </w:hyperlink>
       <w:r>
@@ -768,7 +1161,7 @@
         </w:rPr>
         <w:t xml:space="preserve">; </w:t>
       </w:r>
-      <w:hyperlink r:id="rId36">
+      <w:hyperlink r:id="rId50">
         <w:r>
           <w:rPr>
             <w:lang w:val="hi_IN" w:bidi="hi_IN"/>
@@ -777,7 +1170,7 @@
             <w:color w:val="0000EE"/>
             <w:u w:val="single"/>
           </w:rPr>
-          <w:t>4:6–11</w:t>
+          <w:t>54:1</w:t>
         </w:r>
       </w:hyperlink>
       <w:r>
@@ -786,7 +1179,7 @@
         </w:rPr>
         <w:t xml:space="preserve">; </w:t>
       </w:r>
-      <w:hyperlink r:id="rId20">
+      <w:hyperlink r:id="rId51">
         <w:r>
           <w:rPr>
             <w:lang w:val="hi_IN" w:bidi="hi_IN"/>
@@ -795,7 +1188,7 @@
             <w:color w:val="0000EE"/>
             <w:u w:val="single"/>
           </w:rPr>
-          <w:t>रोमियों 1:18–25</w:t>
+          <w:t>यिर्मयाह 30:18–19</w:t>
         </w:r>
       </w:hyperlink>
       <w:r>
@@ -804,7 +1197,7 @@
         </w:rPr>
         <w:t xml:space="preserve">; </w:t>
       </w:r>
-      <w:hyperlink r:id="rId37">
+      <w:hyperlink r:id="rId52">
         <w:r>
           <w:rPr>
             <w:lang w:val="hi_IN" w:bidi="hi_IN"/>
@@ -813,16 +1206,16 @@
             <w:color w:val="0000EE"/>
             <w:u w:val="single"/>
           </w:rPr>
-          <w:t>9:8–33</w:t>
+          <w:t>31:4</w:t>
         </w:r>
       </w:hyperlink>
       <w:r>
         <w:rPr>
           <w:lang w:val="hi_IN" w:bidi="hi_IN"/>
         </w:rPr>
-        <w:t xml:space="preserve">; </w:t>
-      </w:r>
-      <w:hyperlink r:id="rId38">
+        <w:t xml:space="preserve">, </w:t>
+      </w:r>
+      <w:hyperlink r:id="rId15">
         <w:r>
           <w:rPr>
             <w:lang w:val="hi_IN" w:bidi="hi_IN"/>
@@ -831,7 +1224,7 @@
             <w:color w:val="0000EE"/>
             <w:u w:val="single"/>
           </w:rPr>
-          <w:t>12:2</w:t>
+          <w:t>13</w:t>
         </w:r>
       </w:hyperlink>
       <w:r>
@@ -840,7 +1233,7 @@
         </w:rPr>
         <w:t xml:space="preserve">; </w:t>
       </w:r>
-      <w:hyperlink r:id="rId39">
+      <w:hyperlink r:id="rId53">
         <w:r>
           <w:rPr>
             <w:lang w:val="hi_IN" w:bidi="hi_IN"/>
@@ -849,7 +1242,7 @@
             <w:color w:val="0000EE"/>
             <w:u w:val="single"/>
           </w:rPr>
-          <w:t>इफिसियों 4:20–24</w:t>
+          <w:t>विलापगीत 5:14–15</w:t>
         </w:r>
       </w:hyperlink>
       <w:r>
@@ -858,7 +1251,7 @@
         </w:rPr>
         <w:t xml:space="preserve">; </w:t>
       </w:r>
-      <w:hyperlink r:id="rId40">
+      <w:hyperlink r:id="rId16">
         <w:r>
           <w:rPr>
             <w:lang w:val="hi_IN" w:bidi="hi_IN"/>
@@ -867,7 +1260,7 @@
             <w:color w:val="0000EE"/>
             <w:u w:val="single"/>
           </w:rPr>
-          <w:t>2 थिस्सलुनीकियों 2:11–12</w:t>
+          <w:t>सपन्याह 3:17</w:t>
         </w:r>
       </w:hyperlink>
       <w:r>
@@ -876,7 +1269,7 @@
         </w:rPr>
         <w:t xml:space="preserve">; </w:t>
       </w:r>
-      <w:hyperlink r:id="rId41">
+      <w:hyperlink r:id="rId54">
         <w:r>
           <w:rPr>
             <w:lang w:val="hi_IN" w:bidi="hi_IN"/>
@@ -885,7 +1278,7 @@
             <w:color w:val="0000EE"/>
             <w:u w:val="single"/>
           </w:rPr>
-          <w:t>इब्रानियों 13:20–21</w:t>
+          <w:t>लूका 15:22–25</w:t>
         </w:r>
       </w:hyperlink>
       <w:r>
@@ -894,7 +1287,7 @@
         </w:rPr>
         <w:t xml:space="preserve">; </w:t>
       </w:r>
-      <w:hyperlink r:id="rId42">
+      <w:hyperlink r:id="rId55">
         <w:r>
           <w:rPr>
             <w:lang w:val="hi_IN" w:bidi="hi_IN"/>
@@ -903,7 +1296,7 @@
             <w:color w:val="0000EE"/>
             <w:u w:val="single"/>
           </w:rPr>
-          <w:t>याकूब 1:13–14</w:t>
+          <w:t>1 कुरिन्थियों 5:8</w:t>
         </w:r>
       </w:hyperlink>
       <w:r>
@@ -912,7 +1305,7 @@
         </w:rPr>
         <w:t xml:space="preserve">; </w:t>
       </w:r>
-      <w:hyperlink r:id="rId43">
+      <w:hyperlink r:id="rId56">
         <w:r>
           <w:rPr>
             <w:lang w:val="hi_IN" w:bidi="hi_IN"/>
@@ -921,7 +1314,316 @@
             <w:color w:val="0000EE"/>
             <w:u w:val="single"/>
           </w:rPr>
-          <w:t>4:12–16</w:t>
+          <w:t>इफिसियों 5:18–20</w:t>
+        </w:r>
+      </w:hyperlink>
+      <w:r>
+        <w:rPr>
+          <w:lang w:val="hi_IN" w:bidi="hi_IN"/>
+        </w:rPr>
+        <w:t xml:space="preserve">; </w:t>
+      </w:r>
+      <w:hyperlink r:id="rId18">
+        <w:r>
+          <w:rPr>
+            <w:lang w:val="hi_IN" w:bidi="hi_IN"/>
+          </w:rPr>
+          <w:rPr>
+            <w:color w:val="0000EE"/>
+            <w:u w:val="single"/>
+          </w:rPr>
+          <w:t>कुलुस्सियों 3:16</w:t>
+        </w:r>
+      </w:hyperlink>
+      <w:r>
+        <w:rPr>
+          <w:lang w:val="hi_IN" w:bidi="hi_IN"/>
+        </w:rPr>
+        <w:t xml:space="preserve">; </w:t>
+      </w:r>
+      <w:hyperlink r:id="rId57">
+        <w:r>
+          <w:rPr>
+            <w:lang w:val="hi_IN" w:bidi="hi_IN"/>
+          </w:rPr>
+          <w:rPr>
+            <w:color w:val="0000EE"/>
+            <w:u w:val="single"/>
+          </w:rPr>
+          <w:t>प्रकाशितवाक्य 18:20</w:t>
+        </w:r>
+      </w:hyperlink>
+      <w:r>
+        <w:rPr>
+          <w:lang w:val="hi_IN" w:bidi="hi_IN"/>
+        </w:rPr>
+      </w:r>
+      <w:r>
+        <w:rPr>
+          <w:lang w:val="hi_IN" w:bidi="hi_IN"/>
+        </w:rPr>
+      </w:r>
+    </w:p>
+    <w:p>
+      <w:pPr/>
+      <w:r>
+        <w:rPr>
+          <w:lang w:val="hi_IN" w:bidi="hi_IN"/>
+        </w:rPr>
+      </w:r>
+    </w:p>
+    <w:p>
+      <w:pPr>
+        <w:pStyle w:val="Heading2"/>
+      </w:pPr>
+      <w:r>
+        <w:rPr>
+          <w:lang w:val="hi_IN" w:bidi="hi_IN"/>
+        </w:rPr>
+        <w:t>उसे याद करें</w:t>
+      </w:r>
+      <w:r>
+        <w:rPr>
+          <w:lang w:val="hi_IN" w:bidi="hi_IN"/>
+        </w:rPr>
+      </w:r>
+    </w:p>
+    <w:p>
+      <w:pPr/>
+      <w:r>
+        <w:rPr>
+          <w:lang w:val="hi_IN" w:bidi="hi_IN"/>
+        </w:rPr>
+      </w:r>
+      <w:r>
+        <w:rPr>
+          <w:lang w:val="hi_IN" w:bidi="hi_IN"/>
+        </w:rPr>
+        <w:t>परमेश्वर ने इस्राएलियों को मिस्र के दासत्व से मुक्त किया और उन्हें अपनी प्रजा बनाया। फिर भी, परमेश्वर जानते थे कि वे उन्हें भूल जाएँगे (</w:t>
+      </w:r>
+      <w:hyperlink r:id="rId58">
+        <w:r>
+          <w:rPr>
+            <w:lang w:val="hi_IN" w:bidi="hi_IN"/>
+          </w:rPr>
+          <w:rPr>
+            <w:color w:val="0000EE"/>
+            <w:u w:val="single"/>
+          </w:rPr>
+          <w:t>व्य.वि. 31:16–21</w:t>
+        </w:r>
+      </w:hyperlink>
+      <w:r>
+        <w:rPr>
+          <w:lang w:val="hi_IN" w:bidi="hi_IN"/>
+        </w:rPr>
+        <w:t>)। मूसा ने प्रतिज्ञा किए गए देश में प्रवेश करने वाले लोगों को चेतावनी दी कि वे हमेशा याद रखें कि परमेश्वर ने उनके लिए क्या किया है (</w:t>
+      </w:r>
+      <w:hyperlink r:id="rId59">
+        <w:r>
+          <w:rPr>
+            <w:lang w:val="hi_IN" w:bidi="hi_IN"/>
+          </w:rPr>
+          <w:rPr>
+            <w:color w:val="0000EE"/>
+            <w:u w:val="single"/>
+          </w:rPr>
+          <w:t>व्य.वि. 8:1–20</w:t>
+        </w:r>
+      </w:hyperlink>
+      <w:r>
+        <w:rPr>
+          <w:lang w:val="hi_IN" w:bidi="hi_IN"/>
+        </w:rPr>
+        <w:t xml:space="preserve">)। अंततः इस्राएली परमेश्वर को भूल गए, जिसके कारण उन्हें उस भूमि से बँधुआई में जाना पड़ा जो परमेश्वर ने उन्हें दी थी (देखें </w:t>
+      </w:r>
+      <w:hyperlink r:id="rId60">
+        <w:r>
+          <w:rPr>
+            <w:lang w:val="hi_IN" w:bidi="hi_IN"/>
+          </w:rPr>
+          <w:rPr>
+            <w:color w:val="0000EE"/>
+            <w:u w:val="single"/>
+          </w:rPr>
+          <w:t>2 रा 17:5–23</w:t>
+        </w:r>
+      </w:hyperlink>
+      <w:r>
+        <w:rPr>
+          <w:lang w:val="hi_IN" w:bidi="hi_IN"/>
+        </w:rPr>
+        <w:t xml:space="preserve">; देखें भी </w:t>
+      </w:r>
+      <w:hyperlink r:id="rId61">
+        <w:r>
+          <w:rPr>
+            <w:lang w:val="hi_IN" w:bidi="hi_IN"/>
+          </w:rPr>
+          <w:rPr>
+            <w:color w:val="0000EE"/>
+            <w:u w:val="single"/>
+          </w:rPr>
+          <w:t>यिर्म 2:32</w:t>
+        </w:r>
+      </w:hyperlink>
+      <w:r>
+        <w:rPr>
+          <w:lang w:val="hi_IN" w:bidi="hi_IN"/>
+        </w:rPr>
+        <w:t>)।</w:t>
+      </w:r>
+    </w:p>
+    <w:p>
+      <w:pPr/>
+      <w:r>
+        <w:rPr>
+          <w:lang w:val="hi_IN" w:bidi="hi_IN"/>
+        </w:rPr>
+      </w:r>
+      <w:r>
+        <w:rPr>
+          <w:lang w:val="hi_IN" w:bidi="hi_IN"/>
+        </w:rPr>
+        <w:t>सभोपदेशक की पुस्तक में शिक्षक, प्रभु को याद रखने के महत्व पर जोर देते हैं। पूरी पुस्तक में, शिक्षक इस पर विचार करते हैं कि जीवन के कई पहलू अस्थायी और व्यर्थ या अर्थहीन हैं। वह पाठकों से आग्रह करते हुए निष्कर्ष निकालते हैं कि वे उन्हें याद रखें जो शाश्वत और अनन्त हैं (</w:t>
+      </w:r>
+      <w:hyperlink r:id="rId62">
+        <w:r>
+          <w:rPr>
+            <w:lang w:val="hi_IN" w:bidi="hi_IN"/>
+          </w:rPr>
+          <w:rPr>
+            <w:color w:val="0000EE"/>
+            <w:u w:val="single"/>
+          </w:rPr>
+          <w:t>सभो 12:1–7</w:t>
+        </w:r>
+      </w:hyperlink>
+      <w:r>
+        <w:rPr>
+          <w:lang w:val="hi_IN" w:bidi="hi_IN"/>
+        </w:rPr>
+        <w:t xml:space="preserve">)। कोई भी हमेशा के लिए युवा नहीं रहता, बुढ़ापा और मृत्यु सार्वभौमिक सत्य हैं। </w:t>
+      </w:r>
+    </w:p>
+    <w:p>
+      <w:pPr/>
+      <w:r>
+        <w:rPr>
+          <w:lang w:val="hi_IN" w:bidi="hi_IN"/>
+        </w:rPr>
+      </w:r>
+      <w:r>
+        <w:rPr>
+          <w:lang w:val="hi_IN" w:bidi="hi_IN"/>
+        </w:rPr>
+        <w:t>इसलिए, शिक्षक लोगों को प्रोत्साहित करते हैं कि वे अपनी युवावस्था में ही परमेश्वर पर ध्यान केंद्रित करें, इससे पहले कि बहुत देर हो जाए। सभी लोग अपने कार्यों के लिए परमेश्वर के प्रति उत्तरदायी हैं (</w:t>
+      </w:r>
+      <w:hyperlink r:id="rId63">
+        <w:r>
+          <w:rPr>
+            <w:lang w:val="hi_IN" w:bidi="hi_IN"/>
+          </w:rPr>
+          <w:rPr>
+            <w:color w:val="0000EE"/>
+            <w:u w:val="single"/>
+          </w:rPr>
+          <w:t>सभो 12:13–14</w:t>
+        </w:r>
+      </w:hyperlink>
+      <w:r>
+        <w:rPr>
+          <w:lang w:val="hi_IN" w:bidi="hi_IN"/>
+        </w:rPr>
+        <w:t xml:space="preserve">)। हमारे वर्तमान जीवन को उनके भविष्य के न्याय की वास्तविकता द्वारा निर्देशित किया जाना चाहिए। </w:t>
+      </w:r>
+    </w:p>
+    <w:p>
+      <w:pPr/>
+      <w:r>
+        <w:rPr>
+          <w:lang w:val="hi_IN" w:bidi="hi_IN"/>
+        </w:rPr>
+      </w:r>
+      <w:r>
+        <w:rPr>
+          <w:u w:val="single"/>
+          <w:lang w:val="hi_IN" w:bidi="hi_IN"/>
+        </w:rPr>
+        <w:t>अधिक अध्ययन के लिए अंश</w:t>
+      </w:r>
+    </w:p>
+    <w:p>
+      <w:pPr/>
+      <w:r>
+        <w:rPr>
+          <w:lang w:val="hi_IN" w:bidi="hi_IN"/>
+        </w:rPr>
+      </w:r>
+      <w:hyperlink r:id="rId59">
+        <w:r>
+          <w:rPr>
+            <w:lang w:val="hi_IN" w:bidi="hi_IN"/>
+          </w:rPr>
+          <w:rPr>
+            <w:color w:val="0000EE"/>
+            <w:u w:val="single"/>
+          </w:rPr>
+          <w:t>व्यवस्थाविवरण 8:1–20</w:t>
+        </w:r>
+      </w:hyperlink>
+      <w:r>
+        <w:rPr>
+          <w:lang w:val="hi_IN" w:bidi="hi_IN"/>
+        </w:rPr>
+        <w:t xml:space="preserve">; </w:t>
+      </w:r>
+      <w:hyperlink r:id="rId62">
+        <w:r>
+          <w:rPr>
+            <w:lang w:val="hi_IN" w:bidi="hi_IN"/>
+          </w:rPr>
+          <w:rPr>
+            <w:color w:val="0000EE"/>
+            <w:u w:val="single"/>
+          </w:rPr>
+          <w:t>सभोपदेशक 12:1–7</w:t>
+        </w:r>
+      </w:hyperlink>
+      <w:r>
+        <w:rPr>
+          <w:lang w:val="hi_IN" w:bidi="hi_IN"/>
+        </w:rPr>
+        <w:t xml:space="preserve">, </w:t>
+      </w:r>
+      <w:hyperlink r:id="rId63">
+        <w:r>
+          <w:rPr>
+            <w:lang w:val="hi_IN" w:bidi="hi_IN"/>
+          </w:rPr>
+          <w:rPr>
+            <w:color w:val="0000EE"/>
+            <w:u w:val="single"/>
+          </w:rPr>
+          <w:t>13–14</w:t>
+        </w:r>
+      </w:hyperlink>
+      <w:r>
+        <w:rPr>
+          <w:lang w:val="hi_IN" w:bidi="hi_IN"/>
+        </w:rPr>
+        <w:t xml:space="preserve">; </w:t>
+      </w:r>
+      <w:hyperlink r:id="rId64">
+        <w:r>
+          <w:rPr>
+            <w:lang w:val="hi_IN" w:bidi="hi_IN"/>
+          </w:rPr>
+          <w:rPr>
+            <w:color w:val="0000EE"/>
+            <w:u w:val="single"/>
+          </w:rPr>
+          <w:t>1 कुरिन्थियों 3:12–14</w:t>
         </w:r>
       </w:hyperlink>
       <w:r>
@@ -2824,6 +3526,12 @@
   </w:num>
   <w:num w:numId="13" w16cid:durableId="592781308">
     <w:abstractNumId w:val="11"/>
+  </w:num>
+  <w:num w:numId="14">
+    <w:abstractNumId w:val="3"/>
+    <w:lvlOverride w:ilvl="0">
+      <w:startOverride w:val="1"/>
+    </w:lvlOverride>
   </w:num>
   <w:numIdMacAtCleanup w:val="10"/>
 </w:numbering>

--- a/hin/docx/005.content.docx
+++ b/hin/docx/005.content.docx
@@ -19,7 +19,7 @@
         <w:rPr>
           <w:lang w:val="hi_IN" w:bidi="hi_IN"/>
         </w:rPr>
-        <w:t>Resource: Tyndale Open Study Notes</w:t>
+        <w:t>Resource: Aquifer Open Study Notes (Themes)</w:t>
       </w:r>
       <w:r>
         <w:rPr>
@@ -112,7 +112,7 @@
         <w:rPr>
           <w:lang w:val="hi_IN" w:bidi="hi_IN"/>
         </w:rPr>
-        <w:t>Tyndale Open Study Notes</w:t>
+        <w:t>Aquifer Open Study Notes (Themes)</w:t>
       </w:r>
     </w:p>
     <w:p>

--- a/hin/docx/005.content.docx
+++ b/hin/docx/005.content.docx
@@ -233,108 +233,72 @@
         </w:rPr>
         <w:t>परमेश्वर उन लोगों से आनन्द और हर्ष के उल्लासपूर्ण भावों को स्वीकार करते हैं जो उनकी आराधना और स्तुति करते हैं (</w:t>
       </w:r>
-      <w:hyperlink r:id="rId13">
-        <w:r>
-          <w:rPr>
-            <w:lang w:val="hi_IN" w:bidi="hi_IN"/>
-          </w:rPr>
-          <w:rPr>
-            <w:color w:val="0000EE"/>
-            <w:u w:val="single"/>
-          </w:rPr>
-          <w:t>यशा 30:29</w:t>
-        </w:r>
-      </w:hyperlink>
+      <w:r>
+        <w:rPr>
+          <w:lang w:val="hi_IN" w:bidi="hi_IN"/>
+        </w:rPr>
+        <w:t>यशा 30:29</w:t>
+      </w:r>
       <w:r>
         <w:rPr>
           <w:lang w:val="hi_IN" w:bidi="hi_IN"/>
         </w:rPr>
         <w:t xml:space="preserve">; </w:t>
       </w:r>
-      <w:hyperlink r:id="rId14">
-        <w:r>
-          <w:rPr>
-            <w:lang w:val="hi_IN" w:bidi="hi_IN"/>
-          </w:rPr>
-          <w:rPr>
-            <w:color w:val="0000EE"/>
-            <w:u w:val="single"/>
-          </w:rPr>
-          <w:t>यिर्म 30:19</w:t>
-        </w:r>
-      </w:hyperlink>
+      <w:r>
+        <w:rPr>
+          <w:lang w:val="hi_IN" w:bidi="hi_IN"/>
+        </w:rPr>
+        <w:t>यिर्म 30:19</w:t>
+      </w:r>
       <w:r>
         <w:rPr>
           <w:lang w:val="hi_IN" w:bidi="hi_IN"/>
         </w:rPr>
         <w:t xml:space="preserve">; </w:t>
       </w:r>
-      <w:hyperlink r:id="rId15">
-        <w:r>
-          <w:rPr>
-            <w:lang w:val="hi_IN" w:bidi="hi_IN"/>
-          </w:rPr>
-          <w:rPr>
-            <w:color w:val="0000EE"/>
-            <w:u w:val="single"/>
-          </w:rPr>
-          <w:t>31:13</w:t>
-        </w:r>
-      </w:hyperlink>
+      <w:r>
+        <w:rPr>
+          <w:lang w:val="hi_IN" w:bidi="hi_IN"/>
+        </w:rPr>
+        <w:t>31:13</w:t>
+      </w:r>
       <w:r>
         <w:rPr>
           <w:lang w:val="hi_IN" w:bidi="hi_IN"/>
         </w:rPr>
         <w:t xml:space="preserve">; </w:t>
       </w:r>
-      <w:hyperlink r:id="rId16">
-        <w:r>
-          <w:rPr>
-            <w:lang w:val="hi_IN" w:bidi="hi_IN"/>
-          </w:rPr>
-          <w:rPr>
-            <w:color w:val="0000EE"/>
-            <w:u w:val="single"/>
-          </w:rPr>
-          <w:t>सप 3:17</w:t>
-        </w:r>
-      </w:hyperlink>
+      <w:r>
+        <w:rPr>
+          <w:lang w:val="hi_IN" w:bidi="hi_IN"/>
+        </w:rPr>
+        <w:t>सप 3:17</w:t>
+      </w:r>
       <w:r>
         <w:rPr>
           <w:lang w:val="hi_IN" w:bidi="hi_IN"/>
         </w:rPr>
         <w:t xml:space="preserve">; </w:t>
       </w:r>
-      <w:hyperlink r:id="rId17">
-        <w:r>
-          <w:rPr>
-            <w:lang w:val="hi_IN" w:bidi="hi_IN"/>
-          </w:rPr>
-          <w:rPr>
-            <w:color w:val="0000EE"/>
-            <w:u w:val="single"/>
-          </w:rPr>
-          <w:t>इफि 5:19</w:t>
-        </w:r>
-      </w:hyperlink>
+      <w:r>
+        <w:rPr>
+          <w:lang w:val="hi_IN" w:bidi="hi_IN"/>
+        </w:rPr>
+        <w:t>इफि 5:19</w:t>
+      </w:r>
       <w:r>
         <w:rPr>
           <w:lang w:val="hi_IN" w:bidi="hi_IN"/>
         </w:rPr>
         <w:t xml:space="preserve">; </w:t>
       </w:r>
-      <w:hyperlink r:id="rId18">
-        <w:r>
-          <w:rPr>
-            <w:lang w:val="hi_IN" w:bidi="hi_IN"/>
-          </w:rPr>
-          <w:rPr>
-            <w:color w:val="0000EE"/>
-            <w:u w:val="single"/>
-          </w:rPr>
-          <w:t>कुल 3:16</w:t>
-        </w:r>
-      </w:hyperlink>
+      <w:r>
+        <w:rPr>
+          <w:lang w:val="hi_IN" w:bidi="hi_IN"/>
+        </w:rPr>
+        <w:t>कुल 3:16</w:t>
+      </w:r>
       <w:r>
         <w:rPr>
           <w:lang w:val="hi_IN" w:bidi="hi_IN"/>
@@ -355,36 +319,24 @@
         </w:rPr>
         <w:t>राजा दाऊद ने दो बार परमेश्वर के सन्दूक (जिसे "यहोवा का सन्दूक" या "वाचा का सन्दूक" भी कहा जाता है) को यरूशलेम लाने का प्रयास किया (</w:t>
       </w:r>
-      <w:hyperlink r:id="rId19">
-        <w:r>
-          <w:rPr>
-            <w:lang w:val="hi_IN" w:bidi="hi_IN"/>
-          </w:rPr>
-          <w:rPr>
-            <w:color w:val="0000EE"/>
-            <w:u w:val="single"/>
-          </w:rPr>
-          <w:t>2 शमू 6:1–11</w:t>
-        </w:r>
-      </w:hyperlink>
+      <w:r>
+        <w:rPr>
+          <w:lang w:val="hi_IN" w:bidi="hi_IN"/>
+        </w:rPr>
+        <w:t>2 शमू 6:1–11</w:t>
+      </w:r>
       <w:r>
         <w:rPr>
           <w:lang w:val="hi_IN" w:bidi="hi_IN"/>
         </w:rPr>
         <w:t xml:space="preserve">, </w:t>
       </w:r>
-      <w:hyperlink r:id="rId20">
-        <w:r>
-          <w:rPr>
-            <w:lang w:val="hi_IN" w:bidi="hi_IN"/>
-          </w:rPr>
-          <w:rPr>
-            <w:color w:val="0000EE"/>
-            <w:u w:val="single"/>
-          </w:rPr>
-          <w:t>12–23</w:t>
-        </w:r>
-      </w:hyperlink>
+      <w:r>
+        <w:rPr>
+          <w:lang w:val="hi_IN" w:bidi="hi_IN"/>
+        </w:rPr>
+        <w:t>12–23</w:t>
+      </w:r>
       <w:r>
         <w:rPr>
           <w:lang w:val="hi_IN" w:bidi="hi_IN"/>
@@ -405,18 +357,12 @@
         </w:rPr>
         <w:t xml:space="preserve">सन्दूक के साथ दूसरी बार जुलुस में, तीन इब्रानी शब्द "नाच" का वर्णन करते हैं (देखें </w:t>
       </w:r>
-      <w:hyperlink r:id="rId21">
-        <w:r>
-          <w:rPr>
-            <w:lang w:val="hi_IN" w:bidi="hi_IN"/>
-          </w:rPr>
-          <w:rPr>
-            <w:color w:val="0000EE"/>
-            <w:u w:val="single"/>
-          </w:rPr>
-          <w:t>1 इति 15:25–29</w:t>
-        </w:r>
-      </w:hyperlink>
+      <w:r>
+        <w:rPr>
+          <w:lang w:val="hi_IN" w:bidi="hi_IN"/>
+        </w:rPr>
+        <w:t>1 इति 15:25–29</w:t>
+      </w:r>
       <w:r>
         <w:rPr>
           <w:lang w:val="hi_IN" w:bidi="hi_IN"/>
@@ -452,36 +398,24 @@
         </w:rPr>
         <w:t xml:space="preserve"> ("नाचते" </w:t>
       </w:r>
-      <w:hyperlink r:id="rId22">
-        <w:r>
-          <w:rPr>
-            <w:lang w:val="hi_IN" w:bidi="hi_IN"/>
-          </w:rPr>
-          <w:rPr>
-            <w:color w:val="0000EE"/>
-            <w:u w:val="single"/>
-          </w:rPr>
-          <w:t>2 शमू 6:14</w:t>
-        </w:r>
-      </w:hyperlink>
+      <w:r>
+        <w:rPr>
+          <w:lang w:val="hi_IN" w:bidi="hi_IN"/>
+        </w:rPr>
+        <w:t>2 शमू 6:14</w:t>
+      </w:r>
       <w:r>
         <w:rPr>
           <w:lang w:val="hi_IN" w:bidi="hi_IN"/>
         </w:rPr>
         <w:t xml:space="preserve">, </w:t>
       </w:r>
-      <w:hyperlink r:id="rId23">
-        <w:r>
-          <w:rPr>
-            <w:lang w:val="hi_IN" w:bidi="hi_IN"/>
-          </w:rPr>
-          <w:rPr>
-            <w:color w:val="0000EE"/>
-            <w:u w:val="single"/>
-          </w:rPr>
-          <w:t>16</w:t>
-        </w:r>
-      </w:hyperlink>
+      <w:r>
+        <w:rPr>
+          <w:lang w:val="hi_IN" w:bidi="hi_IN"/>
+        </w:rPr>
+        <w:t>16</w:t>
+      </w:r>
       <w:r>
         <w:rPr>
           <w:lang w:val="hi_IN" w:bidi="hi_IN"/>
@@ -513,18 +447,12 @@
         </w:rPr>
         <w:t xml:space="preserve"> ("कूदते" </w:t>
       </w:r>
-      <w:hyperlink r:id="rId23">
-        <w:r>
-          <w:rPr>
-            <w:lang w:val="hi_IN" w:bidi="hi_IN"/>
-          </w:rPr>
-          <w:rPr>
-            <w:color w:val="0000EE"/>
-            <w:u w:val="single"/>
-          </w:rPr>
-          <w:t>2 शमू 6:16</w:t>
-        </w:r>
-      </w:hyperlink>
+      <w:r>
+        <w:rPr>
+          <w:lang w:val="hi_IN" w:bidi="hi_IN"/>
+        </w:rPr>
+        <w:t>2 शमू 6:16</w:t>
+      </w:r>
       <w:r>
         <w:rPr>
           <w:lang w:val="hi_IN" w:bidi="hi_IN"/>
@@ -556,18 +484,12 @@
         </w:rPr>
         <w:t xml:space="preserve">("कूदते हुए" </w:t>
       </w:r>
-      <w:hyperlink r:id="rId24">
-        <w:r>
-          <w:rPr>
-            <w:lang w:val="hi_IN" w:bidi="hi_IN"/>
-          </w:rPr>
-          <w:rPr>
-            <w:color w:val="0000EE"/>
-            <w:u w:val="single"/>
-          </w:rPr>
-          <w:t>1 इति 15:29</w:t>
-        </w:r>
-      </w:hyperlink>
+      <w:r>
+        <w:rPr>
+          <w:lang w:val="hi_IN" w:bidi="hi_IN"/>
+        </w:rPr>
+        <w:t>1 इति 15:29</w:t>
+      </w:r>
       <w:r>
         <w:rPr>
           <w:lang w:val="hi_IN" w:bidi="hi_IN"/>
@@ -588,18 +510,12 @@
         </w:rPr>
         <w:t>ये शब्द एक जीवंत शारीरिक अभिव्यक्ति को दर्शाते हैं, जो दाऊद के पहले प्रयास में "उत्सव मनाने" के लिए प्रयुक्त इब्रानी शब्द से भिन्न हैं (</w:t>
       </w:r>
-      <w:hyperlink r:id="rId25">
-        <w:r>
-          <w:rPr>
-            <w:lang w:val="hi_IN" w:bidi="hi_IN"/>
-          </w:rPr>
-          <w:rPr>
-            <w:color w:val="0000EE"/>
-            <w:u w:val="single"/>
-          </w:rPr>
-          <w:t>2 शमू 6:5</w:t>
-        </w:r>
-      </w:hyperlink>
+      <w:r>
+        <w:rPr>
+          <w:lang w:val="hi_IN" w:bidi="hi_IN"/>
+        </w:rPr>
+        <w:t>2 शमू 6:5</w:t>
+      </w:r>
       <w:r>
         <w:rPr>
           <w:lang w:val="hi_IN" w:bidi="hi_IN"/>
@@ -620,162 +536,108 @@
         </w:rPr>
         <w:t xml:space="preserve">वाद्य-यंत्र मन्दिर की आराधना में महत्वपूर्ण थे। </w:t>
       </w:r>
-      <w:hyperlink r:id="rId26">
-        <w:r>
-          <w:rPr>
-            <w:lang w:val="hi_IN" w:bidi="hi_IN"/>
-          </w:rPr>
-          <w:rPr>
-            <w:color w:val="0000EE"/>
-            <w:u w:val="single"/>
-          </w:rPr>
-          <w:t>1 इतिहास 25:1–31</w:t>
-        </w:r>
-      </w:hyperlink>
+      <w:r>
+        <w:rPr>
+          <w:lang w:val="hi_IN" w:bidi="hi_IN"/>
+        </w:rPr>
+        <w:t>1 इतिहास 25:1–31</w:t>
+      </w:r>
       <w:r>
         <w:rPr>
           <w:lang w:val="hi_IN" w:bidi="hi_IN"/>
         </w:rPr>
         <w:t xml:space="preserve"> में, दाऊद ने गाने-बजाने की सेवकाई के लिए विभिन्न समूह नियुक्त किए। कई भजन संहिता, वाद्य-यंत्र बजाकर परमेश्वर की स्तुति और आराधना करने का उल्लेख करते हैं (देखें </w:t>
       </w:r>
-      <w:hyperlink r:id="rId27">
-        <w:r>
-          <w:rPr>
-            <w:lang w:val="hi_IN" w:bidi="hi_IN"/>
-          </w:rPr>
-          <w:rPr>
-            <w:color w:val="0000EE"/>
-            <w:u w:val="single"/>
-          </w:rPr>
-          <w:t>भज 33:2–3</w:t>
-        </w:r>
-      </w:hyperlink>
+      <w:r>
+        <w:rPr>
+          <w:lang w:val="hi_IN" w:bidi="hi_IN"/>
+        </w:rPr>
+        <w:t>भज 33:2–3</w:t>
+      </w:r>
       <w:r>
         <w:rPr>
           <w:lang w:val="hi_IN" w:bidi="hi_IN"/>
         </w:rPr>
         <w:t xml:space="preserve">; </w:t>
       </w:r>
-      <w:hyperlink r:id="rId28">
-        <w:r>
-          <w:rPr>
-            <w:lang w:val="hi_IN" w:bidi="hi_IN"/>
-          </w:rPr>
-          <w:rPr>
-            <w:color w:val="0000EE"/>
-            <w:u w:val="single"/>
-          </w:rPr>
-          <w:t>57:8</w:t>
-        </w:r>
-      </w:hyperlink>
+      <w:r>
+        <w:rPr>
+          <w:lang w:val="hi_IN" w:bidi="hi_IN"/>
+        </w:rPr>
+        <w:t>57:8</w:t>
+      </w:r>
       <w:r>
         <w:rPr>
           <w:lang w:val="hi_IN" w:bidi="hi_IN"/>
         </w:rPr>
         <w:t xml:space="preserve">; </w:t>
       </w:r>
-      <w:hyperlink r:id="rId29">
-        <w:r>
-          <w:rPr>
-            <w:lang w:val="hi_IN" w:bidi="hi_IN"/>
-          </w:rPr>
-          <w:rPr>
-            <w:color w:val="0000EE"/>
-            <w:u w:val="single"/>
-          </w:rPr>
-          <w:t>81:2</w:t>
-        </w:r>
-      </w:hyperlink>
+      <w:r>
+        <w:rPr>
+          <w:lang w:val="hi_IN" w:bidi="hi_IN"/>
+        </w:rPr>
+        <w:t>81:2</w:t>
+      </w:r>
       <w:r>
         <w:rPr>
           <w:lang w:val="hi_IN" w:bidi="hi_IN"/>
         </w:rPr>
         <w:t xml:space="preserve">; </w:t>
       </w:r>
-      <w:hyperlink r:id="rId30">
-        <w:r>
-          <w:rPr>
-            <w:lang w:val="hi_IN" w:bidi="hi_IN"/>
-          </w:rPr>
-          <w:rPr>
-            <w:color w:val="0000EE"/>
-            <w:u w:val="single"/>
-          </w:rPr>
-          <w:t>92:1–3</w:t>
-        </w:r>
-      </w:hyperlink>
+      <w:r>
+        <w:rPr>
+          <w:lang w:val="hi_IN" w:bidi="hi_IN"/>
+        </w:rPr>
+        <w:t>92:1–3</w:t>
+      </w:r>
       <w:r>
         <w:rPr>
           <w:lang w:val="hi_IN" w:bidi="hi_IN"/>
         </w:rPr>
         <w:t xml:space="preserve">; </w:t>
       </w:r>
-      <w:hyperlink r:id="rId31">
-        <w:r>
-          <w:rPr>
-            <w:lang w:val="hi_IN" w:bidi="hi_IN"/>
-          </w:rPr>
-          <w:rPr>
-            <w:color w:val="0000EE"/>
-            <w:u w:val="single"/>
-          </w:rPr>
-          <w:t>98:4–6</w:t>
-        </w:r>
-      </w:hyperlink>
+      <w:r>
+        <w:rPr>
+          <w:lang w:val="hi_IN" w:bidi="hi_IN"/>
+        </w:rPr>
+        <w:t>98:4–6</w:t>
+      </w:r>
       <w:r>
         <w:rPr>
           <w:lang w:val="hi_IN" w:bidi="hi_IN"/>
         </w:rPr>
         <w:t xml:space="preserve">)। </w:t>
       </w:r>
-      <w:hyperlink r:id="rId32">
-        <w:r>
-          <w:rPr>
-            <w:lang w:val="hi_IN" w:bidi="hi_IN"/>
-          </w:rPr>
-          <w:rPr>
-            <w:color w:val="0000EE"/>
-            <w:u w:val="single"/>
-          </w:rPr>
-          <w:t>भजन संहिता 149</w:t>
-        </w:r>
-      </w:hyperlink>
+      <w:r>
+        <w:rPr>
+          <w:lang w:val="hi_IN" w:bidi="hi_IN"/>
+        </w:rPr>
+        <w:t>भजन संहिता 149</w:t>
+      </w:r>
       <w:r>
         <w:rPr>
           <w:lang w:val="hi_IN" w:bidi="hi_IN"/>
         </w:rPr>
         <w:t xml:space="preserve"> और </w:t>
       </w:r>
-      <w:hyperlink r:id="rId33">
-        <w:r>
-          <w:rPr>
-            <w:lang w:val="hi_IN" w:bidi="hi_IN"/>
-          </w:rPr>
-          <w:rPr>
-            <w:color w:val="0000EE"/>
-            <w:u w:val="single"/>
-          </w:rPr>
-          <w:t>150</w:t>
-        </w:r>
-      </w:hyperlink>
+      <w:r>
+        <w:rPr>
+          <w:lang w:val="hi_IN" w:bidi="hi_IN"/>
+        </w:rPr>
+        <w:t>150</w:t>
+      </w:r>
       <w:r>
         <w:rPr>
           <w:lang w:val="hi_IN" w:bidi="hi_IN"/>
         </w:rPr>
         <w:t xml:space="preserve"> में, नाच और गाने-बजाने को स्तुति भेंट के रूप में एक साथ प्रस्तुत किया गया है। इसी प्रकार, उड़ाऊ पुत्र के दृष्टान्त में पिता के घर में गाना-बजाना और नृत्य शामिल थे (</w:t>
       </w:r>
-      <w:hyperlink r:id="rId34">
-        <w:r>
-          <w:rPr>
-            <w:lang w:val="hi_IN" w:bidi="hi_IN"/>
-          </w:rPr>
-          <w:rPr>
-            <w:color w:val="0000EE"/>
-            <w:u w:val="single"/>
-          </w:rPr>
-          <w:t>लूका 15:25</w:t>
-        </w:r>
-      </w:hyperlink>
+      <w:r>
+        <w:rPr>
+          <w:lang w:val="hi_IN" w:bidi="hi_IN"/>
+        </w:rPr>
+        <w:t>लूका 15:25</w:t>
+      </w:r>
       <w:r>
         <w:rPr>
           <w:lang w:val="hi_IN" w:bidi="hi_IN"/>
@@ -796,90 +658,60 @@
         </w:rPr>
         <w:t>प्रकाशितवाक्य की पुस्तक विश्वासयोग्य लोगों के लिए एक अनन्त उत्सव का वर्णन करती है। यह उत्सव परमेश्वर की उपस्थिति में आराधना को सम्मिलित करता है (</w:t>
       </w:r>
-      <w:hyperlink r:id="rId35">
-        <w:r>
-          <w:rPr>
-            <w:lang w:val="hi_IN" w:bidi="hi_IN"/>
-          </w:rPr>
-          <w:rPr>
-            <w:color w:val="0000EE"/>
-            <w:u w:val="single"/>
-          </w:rPr>
-          <w:t>प्रका 4:1–11</w:t>
-        </w:r>
-      </w:hyperlink>
+      <w:r>
+        <w:rPr>
+          <w:lang w:val="hi_IN" w:bidi="hi_IN"/>
+        </w:rPr>
+        <w:t>प्रका 4:1–11</w:t>
+      </w:r>
       <w:r>
         <w:rPr>
           <w:lang w:val="hi_IN" w:bidi="hi_IN"/>
         </w:rPr>
         <w:t xml:space="preserve">; </w:t>
       </w:r>
-      <w:hyperlink r:id="rId36">
-        <w:r>
-          <w:rPr>
-            <w:lang w:val="hi_IN" w:bidi="hi_IN"/>
-          </w:rPr>
-          <w:rPr>
-            <w:color w:val="0000EE"/>
-            <w:u w:val="single"/>
-          </w:rPr>
-          <w:t>5:8–14</w:t>
-        </w:r>
-      </w:hyperlink>
+      <w:r>
+        <w:rPr>
+          <w:lang w:val="hi_IN" w:bidi="hi_IN"/>
+        </w:rPr>
+        <w:t>5:8–14</w:t>
+      </w:r>
       <w:r>
         <w:rPr>
           <w:lang w:val="hi_IN" w:bidi="hi_IN"/>
         </w:rPr>
         <w:t xml:space="preserve">; </w:t>
       </w:r>
-      <w:hyperlink r:id="rId37">
-        <w:r>
-          <w:rPr>
-            <w:lang w:val="hi_IN" w:bidi="hi_IN"/>
-          </w:rPr>
-          <w:rPr>
-            <w:color w:val="0000EE"/>
-            <w:u w:val="single"/>
-          </w:rPr>
-          <w:t>15:1–4</w:t>
-        </w:r>
-      </w:hyperlink>
+      <w:r>
+        <w:rPr>
+          <w:lang w:val="hi_IN" w:bidi="hi_IN"/>
+        </w:rPr>
+        <w:t>15:1–4</w:t>
+      </w:r>
       <w:r>
         <w:rPr>
           <w:lang w:val="hi_IN" w:bidi="hi_IN"/>
         </w:rPr>
         <w:t>)। यह एक विवाह के भोज के समान है जहाँ दूल्हा (यीशु मसीह) और दुल्हन (उनकी कलीसिया) सदा के लिए एक हो जाते हैं (</w:t>
       </w:r>
-      <w:hyperlink r:id="rId38">
-        <w:r>
-          <w:rPr>
-            <w:lang w:val="hi_IN" w:bidi="hi_IN"/>
-          </w:rPr>
-          <w:rPr>
-            <w:color w:val="0000EE"/>
-            <w:u w:val="single"/>
-          </w:rPr>
-          <w:t>प्रका 19:9</w:t>
-        </w:r>
-      </w:hyperlink>
+      <w:r>
+        <w:rPr>
+          <w:lang w:val="hi_IN" w:bidi="hi_IN"/>
+        </w:rPr>
+        <w:t>प्रका 19:9</w:t>
+      </w:r>
       <w:r>
         <w:rPr>
           <w:lang w:val="hi_IN" w:bidi="hi_IN"/>
         </w:rPr>
         <w:t xml:space="preserve">; देखें </w:t>
       </w:r>
-      <w:hyperlink r:id="rId39">
-        <w:r>
-          <w:rPr>
-            <w:lang w:val="hi_IN" w:bidi="hi_IN"/>
-          </w:rPr>
-          <w:rPr>
-            <w:color w:val="0000EE"/>
-            <w:u w:val="single"/>
-          </w:rPr>
-          <w:t>मत्ती 22:1–14</w:t>
-        </w:r>
-      </w:hyperlink>
+      <w:r>
+        <w:rPr>
+          <w:lang w:val="hi_IN" w:bidi="hi_IN"/>
+        </w:rPr>
+        <w:t>मत्ती 22:1–14</w:t>
+      </w:r>
       <w:r>
         <w:rPr>
           <w:lang w:val="hi_IN" w:bidi="hi_IN"/>
@@ -909,450 +741,300 @@
           <w:lang w:val="hi_IN" w:bidi="hi_IN"/>
         </w:rPr>
       </w:r>
-      <w:hyperlink r:id="rId40">
-        <w:r>
-          <w:rPr>
-            <w:lang w:val="hi_IN" w:bidi="hi_IN"/>
-          </w:rPr>
-          <w:rPr>
-            <w:color w:val="0000EE"/>
-            <w:u w:val="single"/>
-          </w:rPr>
-          <w:t>निर्गमन 5:1</w:t>
-        </w:r>
-      </w:hyperlink>
+      <w:r>
+        <w:rPr>
+          <w:lang w:val="hi_IN" w:bidi="hi_IN"/>
+        </w:rPr>
+        <w:t>निर्गमन 5:1</w:t>
+      </w:r>
       <w:r>
         <w:rPr>
           <w:lang w:val="hi_IN" w:bidi="hi_IN"/>
         </w:rPr>
         <w:t xml:space="preserve">; </w:t>
       </w:r>
-      <w:hyperlink r:id="rId41">
-        <w:r>
-          <w:rPr>
-            <w:lang w:val="hi_IN" w:bidi="hi_IN"/>
-          </w:rPr>
-          <w:rPr>
-            <w:color w:val="0000EE"/>
-            <w:u w:val="single"/>
-          </w:rPr>
-          <w:t>12:17</w:t>
-        </w:r>
-      </w:hyperlink>
+      <w:r>
+        <w:rPr>
+          <w:lang w:val="hi_IN" w:bidi="hi_IN"/>
+        </w:rPr>
+        <w:t>12:17</w:t>
+      </w:r>
       <w:r>
         <w:rPr>
           <w:lang w:val="hi_IN" w:bidi="hi_IN"/>
         </w:rPr>
         <w:t xml:space="preserve">; </w:t>
       </w:r>
-      <w:hyperlink r:id="rId42">
-        <w:r>
-          <w:rPr>
-            <w:lang w:val="hi_IN" w:bidi="hi_IN"/>
-          </w:rPr>
-          <w:rPr>
-            <w:color w:val="0000EE"/>
-            <w:u w:val="single"/>
-          </w:rPr>
-          <w:t>15:20–21</w:t>
-        </w:r>
-      </w:hyperlink>
+      <w:r>
+        <w:rPr>
+          <w:lang w:val="hi_IN" w:bidi="hi_IN"/>
+        </w:rPr>
+        <w:t>15:20–21</w:t>
+      </w:r>
       <w:r>
         <w:rPr>
           <w:lang w:val="hi_IN" w:bidi="hi_IN"/>
         </w:rPr>
         <w:t xml:space="preserve">; </w:t>
       </w:r>
-      <w:hyperlink r:id="rId43">
-        <w:r>
-          <w:rPr>
-            <w:lang w:val="hi_IN" w:bidi="hi_IN"/>
-          </w:rPr>
-          <w:rPr>
-            <w:color w:val="0000EE"/>
-            <w:u w:val="single"/>
-          </w:rPr>
-          <w:t>1 शमूएल 18:6</w:t>
-        </w:r>
-      </w:hyperlink>
+      <w:r>
+        <w:rPr>
+          <w:lang w:val="hi_IN" w:bidi="hi_IN"/>
+        </w:rPr>
+        <w:t>1 शमूएल 18:6</w:t>
+      </w:r>
       <w:r>
         <w:rPr>
           <w:lang w:val="hi_IN" w:bidi="hi_IN"/>
         </w:rPr>
         <w:t xml:space="preserve">; </w:t>
       </w:r>
-      <w:hyperlink r:id="rId44">
-        <w:r>
-          <w:rPr>
-            <w:lang w:val="hi_IN" w:bidi="hi_IN"/>
-          </w:rPr>
-          <w:rPr>
-            <w:color w:val="0000EE"/>
-            <w:u w:val="single"/>
-          </w:rPr>
-          <w:t>2 शमूएल 6:1–15</w:t>
-        </w:r>
-      </w:hyperlink>
+      <w:r>
+        <w:rPr>
+          <w:lang w:val="hi_IN" w:bidi="hi_IN"/>
+        </w:rPr>
+        <w:t>2 शमूएल 6:1–15</w:t>
+      </w:r>
       <w:r>
         <w:rPr>
           <w:lang w:val="hi_IN" w:bidi="hi_IN"/>
         </w:rPr>
         <w:t xml:space="preserve">; </w:t>
       </w:r>
-      <w:hyperlink r:id="rId45">
-        <w:r>
-          <w:rPr>
-            <w:lang w:val="hi_IN" w:bidi="hi_IN"/>
-          </w:rPr>
-          <w:rPr>
-            <w:color w:val="0000EE"/>
-            <w:u w:val="single"/>
-          </w:rPr>
-          <w:t>2 इतिहास 7:6–10</w:t>
-        </w:r>
-      </w:hyperlink>
+      <w:r>
+        <w:rPr>
+          <w:lang w:val="hi_IN" w:bidi="hi_IN"/>
+        </w:rPr>
+        <w:t>2 इतिहास 7:6–10</w:t>
+      </w:r>
       <w:r>
         <w:rPr>
           <w:lang w:val="hi_IN" w:bidi="hi_IN"/>
         </w:rPr>
         <w:t xml:space="preserve">; </w:t>
       </w:r>
-      <w:hyperlink r:id="rId46">
-        <w:r>
-          <w:rPr>
-            <w:lang w:val="hi_IN" w:bidi="hi_IN"/>
-          </w:rPr>
-          <w:rPr>
-            <w:color w:val="0000EE"/>
-            <w:u w:val="single"/>
-          </w:rPr>
-          <w:t>एज्रा 3:10–11</w:t>
-        </w:r>
-      </w:hyperlink>
+      <w:r>
+        <w:rPr>
+          <w:lang w:val="hi_IN" w:bidi="hi_IN"/>
+        </w:rPr>
+        <w:t>एज्रा 3:10–11</w:t>
+      </w:r>
       <w:r>
         <w:rPr>
           <w:lang w:val="hi_IN" w:bidi="hi_IN"/>
         </w:rPr>
         <w:t xml:space="preserve">; </w:t>
       </w:r>
-      <w:hyperlink r:id="rId47">
-        <w:r>
-          <w:rPr>
-            <w:lang w:val="hi_IN" w:bidi="hi_IN"/>
-          </w:rPr>
-          <w:rPr>
-            <w:color w:val="0000EE"/>
-            <w:u w:val="single"/>
-          </w:rPr>
-          <w:t>भजन संहिता 30:11</w:t>
-        </w:r>
-      </w:hyperlink>
+      <w:r>
+        <w:rPr>
+          <w:lang w:val="hi_IN" w:bidi="hi_IN"/>
+        </w:rPr>
+        <w:t>भजन संहिता 30:11</w:t>
+      </w:r>
       <w:r>
         <w:rPr>
           <w:lang w:val="hi_IN" w:bidi="hi_IN"/>
         </w:rPr>
         <w:t xml:space="preserve">; </w:t>
       </w:r>
-      <w:hyperlink r:id="rId48">
-        <w:r>
-          <w:rPr>
-            <w:lang w:val="hi_IN" w:bidi="hi_IN"/>
-          </w:rPr>
-          <w:rPr>
-            <w:color w:val="0000EE"/>
-            <w:u w:val="single"/>
-          </w:rPr>
-          <w:t>69:30</w:t>
-        </w:r>
-      </w:hyperlink>
+      <w:r>
+        <w:rPr>
+          <w:lang w:val="hi_IN" w:bidi="hi_IN"/>
+        </w:rPr>
+        <w:t>69:30</w:t>
+      </w:r>
       <w:r>
         <w:rPr>
           <w:lang w:val="hi_IN" w:bidi="hi_IN"/>
         </w:rPr>
         <w:t xml:space="preserve">; </w:t>
       </w:r>
-      <w:hyperlink r:id="rId31">
-        <w:r>
-          <w:rPr>
-            <w:lang w:val="hi_IN" w:bidi="hi_IN"/>
-          </w:rPr>
-          <w:rPr>
-            <w:color w:val="0000EE"/>
-            <w:u w:val="single"/>
-          </w:rPr>
-          <w:t>98:4–6</w:t>
-        </w:r>
-      </w:hyperlink>
+      <w:r>
+        <w:rPr>
+          <w:lang w:val="hi_IN" w:bidi="hi_IN"/>
+        </w:rPr>
+        <w:t>98:4–6</w:t>
+      </w:r>
       <w:r>
         <w:rPr>
           <w:lang w:val="hi_IN" w:bidi="hi_IN"/>
         </w:rPr>
         <w:t xml:space="preserve">; </w:t>
       </w:r>
-      <w:hyperlink r:id="rId49">
-        <w:r>
-          <w:rPr>
-            <w:lang w:val="hi_IN" w:bidi="hi_IN"/>
-          </w:rPr>
-          <w:rPr>
-            <w:color w:val="0000EE"/>
-            <w:u w:val="single"/>
-          </w:rPr>
-          <w:t>107:32</w:t>
-        </w:r>
-      </w:hyperlink>
+      <w:r>
+        <w:rPr>
+          <w:lang w:val="hi_IN" w:bidi="hi_IN"/>
+        </w:rPr>
+        <w:t>107:32</w:t>
+      </w:r>
       <w:r>
         <w:rPr>
           <w:lang w:val="hi_IN" w:bidi="hi_IN"/>
         </w:rPr>
         <w:t xml:space="preserve">; </w:t>
       </w:r>
-      <w:hyperlink r:id="rId32">
-        <w:r>
-          <w:rPr>
-            <w:lang w:val="hi_IN" w:bidi="hi_IN"/>
-          </w:rPr>
-          <w:rPr>
-            <w:color w:val="0000EE"/>
-            <w:u w:val="single"/>
-          </w:rPr>
-          <w:t>149:1–9</w:t>
-        </w:r>
-      </w:hyperlink>
+      <w:r>
+        <w:rPr>
+          <w:lang w:val="hi_IN" w:bidi="hi_IN"/>
+        </w:rPr>
+        <w:t>149:1–9</w:t>
+      </w:r>
       <w:r>
         <w:rPr>
           <w:lang w:val="hi_IN" w:bidi="hi_IN"/>
         </w:rPr>
         <w:t xml:space="preserve">; </w:t>
       </w:r>
-      <w:hyperlink r:id="rId33">
-        <w:r>
-          <w:rPr>
-            <w:lang w:val="hi_IN" w:bidi="hi_IN"/>
-          </w:rPr>
-          <w:rPr>
-            <w:color w:val="0000EE"/>
-            <w:u w:val="single"/>
-          </w:rPr>
-          <w:t>150:1–6</w:t>
-        </w:r>
-      </w:hyperlink>
+      <w:r>
+        <w:rPr>
+          <w:lang w:val="hi_IN" w:bidi="hi_IN"/>
+        </w:rPr>
+        <w:t>150:1–6</w:t>
+      </w:r>
       <w:r>
         <w:rPr>
           <w:lang w:val="hi_IN" w:bidi="hi_IN"/>
         </w:rPr>
         <w:t xml:space="preserve">; </w:t>
       </w:r>
-      <w:hyperlink r:id="rId13">
-        <w:r>
-          <w:rPr>
-            <w:lang w:val="hi_IN" w:bidi="hi_IN"/>
-          </w:rPr>
-          <w:rPr>
-            <w:color w:val="0000EE"/>
-            <w:u w:val="single"/>
-          </w:rPr>
-          <w:t>यशायाह 30:29</w:t>
-        </w:r>
-      </w:hyperlink>
+      <w:r>
+        <w:rPr>
+          <w:lang w:val="hi_IN" w:bidi="hi_IN"/>
+        </w:rPr>
+        <w:t>यशायाह 30:29</w:t>
+      </w:r>
       <w:r>
         <w:rPr>
           <w:lang w:val="hi_IN" w:bidi="hi_IN"/>
         </w:rPr>
         <w:t xml:space="preserve">; </w:t>
       </w:r>
-      <w:hyperlink r:id="rId50">
-        <w:r>
-          <w:rPr>
-            <w:lang w:val="hi_IN" w:bidi="hi_IN"/>
-          </w:rPr>
-          <w:rPr>
-            <w:color w:val="0000EE"/>
-            <w:u w:val="single"/>
-          </w:rPr>
-          <w:t>54:1</w:t>
-        </w:r>
-      </w:hyperlink>
+      <w:r>
+        <w:rPr>
+          <w:lang w:val="hi_IN" w:bidi="hi_IN"/>
+        </w:rPr>
+        <w:t>54:1</w:t>
+      </w:r>
       <w:r>
         <w:rPr>
           <w:lang w:val="hi_IN" w:bidi="hi_IN"/>
         </w:rPr>
         <w:t xml:space="preserve">; </w:t>
       </w:r>
-      <w:hyperlink r:id="rId51">
-        <w:r>
-          <w:rPr>
-            <w:lang w:val="hi_IN" w:bidi="hi_IN"/>
-          </w:rPr>
-          <w:rPr>
-            <w:color w:val="0000EE"/>
-            <w:u w:val="single"/>
-          </w:rPr>
-          <w:t>यिर्मयाह 30:18–19</w:t>
-        </w:r>
-      </w:hyperlink>
+      <w:r>
+        <w:rPr>
+          <w:lang w:val="hi_IN" w:bidi="hi_IN"/>
+        </w:rPr>
+        <w:t>यिर्मयाह 30:18–19</w:t>
+      </w:r>
       <w:r>
         <w:rPr>
           <w:lang w:val="hi_IN" w:bidi="hi_IN"/>
         </w:rPr>
         <w:t xml:space="preserve">; </w:t>
       </w:r>
-      <w:hyperlink r:id="rId52">
-        <w:r>
-          <w:rPr>
-            <w:lang w:val="hi_IN" w:bidi="hi_IN"/>
-          </w:rPr>
-          <w:rPr>
-            <w:color w:val="0000EE"/>
-            <w:u w:val="single"/>
-          </w:rPr>
-          <w:t>31:4</w:t>
-        </w:r>
-      </w:hyperlink>
+      <w:r>
+        <w:rPr>
+          <w:lang w:val="hi_IN" w:bidi="hi_IN"/>
+        </w:rPr>
+        <w:t>31:4</w:t>
+      </w:r>
       <w:r>
         <w:rPr>
           <w:lang w:val="hi_IN" w:bidi="hi_IN"/>
         </w:rPr>
         <w:t xml:space="preserve">, </w:t>
       </w:r>
-      <w:hyperlink r:id="rId15">
-        <w:r>
-          <w:rPr>
-            <w:lang w:val="hi_IN" w:bidi="hi_IN"/>
-          </w:rPr>
-          <w:rPr>
-            <w:color w:val="0000EE"/>
-            <w:u w:val="single"/>
-          </w:rPr>
-          <w:t>13</w:t>
-        </w:r>
-      </w:hyperlink>
+      <w:r>
+        <w:rPr>
+          <w:lang w:val="hi_IN" w:bidi="hi_IN"/>
+        </w:rPr>
+        <w:t>13</w:t>
+      </w:r>
       <w:r>
         <w:rPr>
           <w:lang w:val="hi_IN" w:bidi="hi_IN"/>
         </w:rPr>
         <w:t xml:space="preserve">; </w:t>
       </w:r>
-      <w:hyperlink r:id="rId53">
-        <w:r>
-          <w:rPr>
-            <w:lang w:val="hi_IN" w:bidi="hi_IN"/>
-          </w:rPr>
-          <w:rPr>
-            <w:color w:val="0000EE"/>
-            <w:u w:val="single"/>
-          </w:rPr>
-          <w:t>विलापगीत 5:14–15</w:t>
-        </w:r>
-      </w:hyperlink>
+      <w:r>
+        <w:rPr>
+          <w:lang w:val="hi_IN" w:bidi="hi_IN"/>
+        </w:rPr>
+        <w:t>विलापगीत 5:14–15</w:t>
+      </w:r>
       <w:r>
         <w:rPr>
           <w:lang w:val="hi_IN" w:bidi="hi_IN"/>
         </w:rPr>
         <w:t xml:space="preserve">; </w:t>
       </w:r>
-      <w:hyperlink r:id="rId16">
-        <w:r>
-          <w:rPr>
-            <w:lang w:val="hi_IN" w:bidi="hi_IN"/>
-          </w:rPr>
-          <w:rPr>
-            <w:color w:val="0000EE"/>
-            <w:u w:val="single"/>
-          </w:rPr>
-          <w:t>सपन्याह 3:17</w:t>
-        </w:r>
-      </w:hyperlink>
+      <w:r>
+        <w:rPr>
+          <w:lang w:val="hi_IN" w:bidi="hi_IN"/>
+        </w:rPr>
+        <w:t>सपन्याह 3:17</w:t>
+      </w:r>
       <w:r>
         <w:rPr>
           <w:lang w:val="hi_IN" w:bidi="hi_IN"/>
         </w:rPr>
         <w:t xml:space="preserve">; </w:t>
       </w:r>
-      <w:hyperlink r:id="rId54">
-        <w:r>
-          <w:rPr>
-            <w:lang w:val="hi_IN" w:bidi="hi_IN"/>
-          </w:rPr>
-          <w:rPr>
-            <w:color w:val="0000EE"/>
-            <w:u w:val="single"/>
-          </w:rPr>
-          <w:t>लूका 15:22–25</w:t>
-        </w:r>
-      </w:hyperlink>
+      <w:r>
+        <w:rPr>
+          <w:lang w:val="hi_IN" w:bidi="hi_IN"/>
+        </w:rPr>
+        <w:t>लूका 15:22–25</w:t>
+      </w:r>
       <w:r>
         <w:rPr>
           <w:lang w:val="hi_IN" w:bidi="hi_IN"/>
         </w:rPr>
         <w:t xml:space="preserve">; </w:t>
       </w:r>
-      <w:hyperlink r:id="rId55">
-        <w:r>
-          <w:rPr>
-            <w:lang w:val="hi_IN" w:bidi="hi_IN"/>
-          </w:rPr>
-          <w:rPr>
-            <w:color w:val="0000EE"/>
-            <w:u w:val="single"/>
-          </w:rPr>
-          <w:t>1 कुरिन्थियों 5:8</w:t>
-        </w:r>
-      </w:hyperlink>
+      <w:r>
+        <w:rPr>
+          <w:lang w:val="hi_IN" w:bidi="hi_IN"/>
+        </w:rPr>
+        <w:t>1 कुरिन्थियों 5:8</w:t>
+      </w:r>
       <w:r>
         <w:rPr>
           <w:lang w:val="hi_IN" w:bidi="hi_IN"/>
         </w:rPr>
         <w:t xml:space="preserve">; </w:t>
       </w:r>
-      <w:hyperlink r:id="rId56">
-        <w:r>
-          <w:rPr>
-            <w:lang w:val="hi_IN" w:bidi="hi_IN"/>
-          </w:rPr>
-          <w:rPr>
-            <w:color w:val="0000EE"/>
-            <w:u w:val="single"/>
-          </w:rPr>
-          <w:t>इफिसियों 5:18–20</w:t>
-        </w:r>
-      </w:hyperlink>
+      <w:r>
+        <w:rPr>
+          <w:lang w:val="hi_IN" w:bidi="hi_IN"/>
+        </w:rPr>
+        <w:t>इफिसियों 5:18–20</w:t>
+      </w:r>
       <w:r>
         <w:rPr>
           <w:lang w:val="hi_IN" w:bidi="hi_IN"/>
         </w:rPr>
         <w:t xml:space="preserve">; </w:t>
       </w:r>
-      <w:hyperlink r:id="rId18">
-        <w:r>
-          <w:rPr>
-            <w:lang w:val="hi_IN" w:bidi="hi_IN"/>
-          </w:rPr>
-          <w:rPr>
-            <w:color w:val="0000EE"/>
-            <w:u w:val="single"/>
-          </w:rPr>
-          <w:t>कुलुस्सियों 3:16</w:t>
-        </w:r>
-      </w:hyperlink>
+      <w:r>
+        <w:rPr>
+          <w:lang w:val="hi_IN" w:bidi="hi_IN"/>
+        </w:rPr>
+        <w:t>कुलुस्सियों 3:16</w:t>
+      </w:r>
       <w:r>
         <w:rPr>
           <w:lang w:val="hi_IN" w:bidi="hi_IN"/>
         </w:rPr>
         <w:t xml:space="preserve">; </w:t>
       </w:r>
-      <w:hyperlink r:id="rId57">
-        <w:r>
-          <w:rPr>
-            <w:lang w:val="hi_IN" w:bidi="hi_IN"/>
-          </w:rPr>
-          <w:rPr>
-            <w:color w:val="0000EE"/>
-            <w:u w:val="single"/>
-          </w:rPr>
-          <w:t>प्रकाशितवाक्य 18:20</w:t>
-        </w:r>
-      </w:hyperlink>
+      <w:r>
+        <w:rPr>
+          <w:lang w:val="hi_IN" w:bidi="hi_IN"/>
+        </w:rPr>
+        <w:t>प्रकाशितवाक्य 18:20</w:t>
+      </w:r>
       <w:r>
         <w:rPr>
           <w:lang w:val="hi_IN" w:bidi="hi_IN"/>
@@ -1401,72 +1083,48 @@
         </w:rPr>
         <w:t>परमेश्वर ने इस्राएलियों को मिस्र के दासत्व से मुक्त किया और उन्हें अपनी प्रजा बनाया। फिर भी, परमेश्वर जानते थे कि वे उन्हें भूल जाएँगे (</w:t>
       </w:r>
-      <w:hyperlink r:id="rId58">
-        <w:r>
-          <w:rPr>
-            <w:lang w:val="hi_IN" w:bidi="hi_IN"/>
-          </w:rPr>
-          <w:rPr>
-            <w:color w:val="0000EE"/>
-            <w:u w:val="single"/>
-          </w:rPr>
-          <w:t>व्य.वि. 31:16–21</w:t>
-        </w:r>
-      </w:hyperlink>
+      <w:r>
+        <w:rPr>
+          <w:lang w:val="hi_IN" w:bidi="hi_IN"/>
+        </w:rPr>
+        <w:t>व्य.वि. 31:16–21</w:t>
+      </w:r>
       <w:r>
         <w:rPr>
           <w:lang w:val="hi_IN" w:bidi="hi_IN"/>
         </w:rPr>
         <w:t>)। मूसा ने प्रतिज्ञा किए गए देश में प्रवेश करने वाले लोगों को चेतावनी दी कि वे हमेशा याद रखें कि परमेश्वर ने उनके लिए क्या किया है (</w:t>
       </w:r>
-      <w:hyperlink r:id="rId59">
-        <w:r>
-          <w:rPr>
-            <w:lang w:val="hi_IN" w:bidi="hi_IN"/>
-          </w:rPr>
-          <w:rPr>
-            <w:color w:val="0000EE"/>
-            <w:u w:val="single"/>
-          </w:rPr>
-          <w:t>व्य.वि. 8:1–20</w:t>
-        </w:r>
-      </w:hyperlink>
+      <w:r>
+        <w:rPr>
+          <w:lang w:val="hi_IN" w:bidi="hi_IN"/>
+        </w:rPr>
+        <w:t>व्य.वि. 8:1–20</w:t>
+      </w:r>
       <w:r>
         <w:rPr>
           <w:lang w:val="hi_IN" w:bidi="hi_IN"/>
         </w:rPr>
         <w:t xml:space="preserve">)। अंततः इस्राएली परमेश्वर को भूल गए, जिसके कारण उन्हें उस भूमि से बँधुआई में जाना पड़ा जो परमेश्वर ने उन्हें दी थी (देखें </w:t>
       </w:r>
-      <w:hyperlink r:id="rId60">
-        <w:r>
-          <w:rPr>
-            <w:lang w:val="hi_IN" w:bidi="hi_IN"/>
-          </w:rPr>
-          <w:rPr>
-            <w:color w:val="0000EE"/>
-            <w:u w:val="single"/>
-          </w:rPr>
-          <w:t>2 रा 17:5–23</w:t>
-        </w:r>
-      </w:hyperlink>
+      <w:r>
+        <w:rPr>
+          <w:lang w:val="hi_IN" w:bidi="hi_IN"/>
+        </w:rPr>
+        <w:t>2 रा 17:5–23</w:t>
+      </w:r>
       <w:r>
         <w:rPr>
           <w:lang w:val="hi_IN" w:bidi="hi_IN"/>
         </w:rPr>
         <w:t xml:space="preserve">; देखें भी </w:t>
       </w:r>
-      <w:hyperlink r:id="rId61">
-        <w:r>
-          <w:rPr>
-            <w:lang w:val="hi_IN" w:bidi="hi_IN"/>
-          </w:rPr>
-          <w:rPr>
-            <w:color w:val="0000EE"/>
-            <w:u w:val="single"/>
-          </w:rPr>
-          <w:t>यिर्म 2:32</w:t>
-        </w:r>
-      </w:hyperlink>
+      <w:r>
+        <w:rPr>
+          <w:lang w:val="hi_IN" w:bidi="hi_IN"/>
+        </w:rPr>
+        <w:t>यिर्म 2:32</w:t>
+      </w:r>
       <w:r>
         <w:rPr>
           <w:lang w:val="hi_IN" w:bidi="hi_IN"/>
@@ -1487,18 +1145,12 @@
         </w:rPr>
         <w:t>सभोपदेशक की पुस्तक में शिक्षक, प्रभु को याद रखने के महत्व पर जोर देते हैं। पूरी पुस्तक में, शिक्षक इस पर विचार करते हैं कि जीवन के कई पहलू अस्थायी और व्यर्थ या अर्थहीन हैं। वह पाठकों से आग्रह करते हुए निष्कर्ष निकालते हैं कि वे उन्हें याद रखें जो शाश्वत और अनन्त हैं (</w:t>
       </w:r>
-      <w:hyperlink r:id="rId62">
-        <w:r>
-          <w:rPr>
-            <w:lang w:val="hi_IN" w:bidi="hi_IN"/>
-          </w:rPr>
-          <w:rPr>
-            <w:color w:val="0000EE"/>
-            <w:u w:val="single"/>
-          </w:rPr>
-          <w:t>सभो 12:1–7</w:t>
-        </w:r>
-      </w:hyperlink>
+      <w:r>
+        <w:rPr>
+          <w:lang w:val="hi_IN" w:bidi="hi_IN"/>
+        </w:rPr>
+        <w:t>सभो 12:1–7</w:t>
+      </w:r>
       <w:r>
         <w:rPr>
           <w:lang w:val="hi_IN" w:bidi="hi_IN"/>
@@ -1519,18 +1171,12 @@
         </w:rPr>
         <w:t>इसलिए, शिक्षक लोगों को प्रोत्साहित करते हैं कि वे अपनी युवावस्था में ही परमेश्वर पर ध्यान केंद्रित करें, इससे पहले कि बहुत देर हो जाए। सभी लोग अपने कार्यों के लिए परमेश्वर के प्रति उत्तरदायी हैं (</w:t>
       </w:r>
-      <w:hyperlink r:id="rId63">
-        <w:r>
-          <w:rPr>
-            <w:lang w:val="hi_IN" w:bidi="hi_IN"/>
-          </w:rPr>
-          <w:rPr>
-            <w:color w:val="0000EE"/>
-            <w:u w:val="single"/>
-          </w:rPr>
-          <w:t>सभो 12:13–14</w:t>
-        </w:r>
-      </w:hyperlink>
+      <w:r>
+        <w:rPr>
+          <w:lang w:val="hi_IN" w:bidi="hi_IN"/>
+        </w:rPr>
+        <w:t>सभो 12:13–14</w:t>
+      </w:r>
       <w:r>
         <w:rPr>
           <w:lang w:val="hi_IN" w:bidi="hi_IN"/>
@@ -1560,72 +1206,48 @@
           <w:lang w:val="hi_IN" w:bidi="hi_IN"/>
         </w:rPr>
       </w:r>
-      <w:hyperlink r:id="rId59">
-        <w:r>
-          <w:rPr>
-            <w:lang w:val="hi_IN" w:bidi="hi_IN"/>
-          </w:rPr>
-          <w:rPr>
-            <w:color w:val="0000EE"/>
-            <w:u w:val="single"/>
-          </w:rPr>
-          <w:t>व्यवस्थाविवरण 8:1–20</w:t>
-        </w:r>
-      </w:hyperlink>
+      <w:r>
+        <w:rPr>
+          <w:lang w:val="hi_IN" w:bidi="hi_IN"/>
+        </w:rPr>
+        <w:t>व्यवस्थाविवरण 8:1–20</w:t>
+      </w:r>
       <w:r>
         <w:rPr>
           <w:lang w:val="hi_IN" w:bidi="hi_IN"/>
         </w:rPr>
         <w:t xml:space="preserve">; </w:t>
       </w:r>
-      <w:hyperlink r:id="rId62">
-        <w:r>
-          <w:rPr>
-            <w:lang w:val="hi_IN" w:bidi="hi_IN"/>
-          </w:rPr>
-          <w:rPr>
-            <w:color w:val="0000EE"/>
-            <w:u w:val="single"/>
-          </w:rPr>
-          <w:t>सभोपदेशक 12:1–7</w:t>
-        </w:r>
-      </w:hyperlink>
+      <w:r>
+        <w:rPr>
+          <w:lang w:val="hi_IN" w:bidi="hi_IN"/>
+        </w:rPr>
+        <w:t>सभोपदेशक 12:1–7</w:t>
+      </w:r>
       <w:r>
         <w:rPr>
           <w:lang w:val="hi_IN" w:bidi="hi_IN"/>
         </w:rPr>
         <w:t xml:space="preserve">, </w:t>
       </w:r>
-      <w:hyperlink r:id="rId63">
-        <w:r>
-          <w:rPr>
-            <w:lang w:val="hi_IN" w:bidi="hi_IN"/>
-          </w:rPr>
-          <w:rPr>
-            <w:color w:val="0000EE"/>
-            <w:u w:val="single"/>
-          </w:rPr>
-          <w:t>13–14</w:t>
-        </w:r>
-      </w:hyperlink>
+      <w:r>
+        <w:rPr>
+          <w:lang w:val="hi_IN" w:bidi="hi_IN"/>
+        </w:rPr>
+        <w:t>13–14</w:t>
+      </w:r>
       <w:r>
         <w:rPr>
           <w:lang w:val="hi_IN" w:bidi="hi_IN"/>
         </w:rPr>
         <w:t xml:space="preserve">; </w:t>
       </w:r>
-      <w:hyperlink r:id="rId64">
-        <w:r>
-          <w:rPr>
-            <w:lang w:val="hi_IN" w:bidi="hi_IN"/>
-          </w:rPr>
-          <w:rPr>
-            <w:color w:val="0000EE"/>
-            <w:u w:val="single"/>
-          </w:rPr>
-          <w:t>1 कुरिन्थियों 3:12–14</w:t>
-        </w:r>
-      </w:hyperlink>
+      <w:r>
+        <w:rPr>
+          <w:lang w:val="hi_IN" w:bidi="hi_IN"/>
+        </w:rPr>
+        <w:t>1 कुरिन्थियों 3:12–14</w:t>
+      </w:r>
       <w:r>
         <w:rPr>
           <w:lang w:val="hi_IN" w:bidi="hi_IN"/>
